--- a/Lab1/POPlab1.docx
+++ b/Lab1/POPlab1.docx
@@ -12,6 +12,7 @@
           <w:sz w:val="28"/>
           <w:szCs w:val="28"/>
           <w:u w:val="single"/>
+          <w:lang w:val="uk-UA"/>
         </w:rPr>
       </w:pPr>
       <w:r>
@@ -60,6 +61,40 @@
       <w:pPr>
         <w:spacing w:after="0" w:line="360" w:lineRule="auto"/>
         <w:ind w:firstLine="709"/>
+        <w:jc w:val="center"/>
+        <w:rPr>
+          <w:rFonts w:ascii="Times New Roman" w:hAnsi="Times New Roman" w:cs="Times New Roman"/>
+          <w:sz w:val="28"/>
+          <w:szCs w:val="28"/>
+          <w:lang w:val="uk-UA"/>
+        </w:rPr>
+      </w:pPr>
+      <w:r>
+        <w:rPr>
+          <w:rFonts w:ascii="Times New Roman" w:hAnsi="Times New Roman" w:cs="Times New Roman"/>
+          <w:b/>
+          <w:sz w:val="28"/>
+          <w:szCs w:val="28"/>
+          <w:lang w:val="uk-UA"/>
+        </w:rPr>
+        <w:t>Виконав:</w:t>
+      </w:r>
+      <w:r>
+        <w:rPr>
+          <w:rFonts w:ascii="Times New Roman" w:hAnsi="Times New Roman" w:cs="Times New Roman"/>
+          <w:sz w:val="28"/>
+          <w:szCs w:val="28"/>
+          <w:lang w:val="uk-UA"/>
+        </w:rPr>
+        <w:t xml:space="preserve"> Тукало Іван Валерійович</w:t>
+      </w:r>
+      <w:bookmarkStart w:id="0" w:name="_GoBack"/>
+      <w:bookmarkEnd w:id="0"/>
+    </w:p>
+    <w:p>
+      <w:pPr>
+        <w:spacing w:after="0" w:line="360" w:lineRule="auto"/>
+        <w:ind w:firstLine="709"/>
         <w:jc w:val="both"/>
         <w:rPr>
           <w:rFonts w:ascii="Times New Roman" w:hAnsi="Times New Roman" w:cs="Times New Roman"/>
@@ -766,7 +801,6 @@
           <w:rFonts w:ascii="Times New Roman" w:hAnsi="Times New Roman" w:cs="Times New Roman"/>
           <w:sz w:val="28"/>
           <w:szCs w:val="28"/>
-          <w:lang w:val="en-US"/>
         </w:rPr>
       </w:pPr>
       <w:r>
@@ -784,19 +818,26 @@
           <w:szCs w:val="28"/>
           <w:lang w:val="en-US"/>
         </w:rPr>
-        <w:t>Git:</w:t>
-      </w:r>
-    </w:p>
-    <w:p>
-      <w:pPr>
-        <w:spacing w:after="0" w:line="360" w:lineRule="auto"/>
-        <w:ind w:firstLine="709"/>
-        <w:jc w:val="both"/>
-        <w:rPr>
-          <w:rFonts w:ascii="Times New Roman" w:hAnsi="Times New Roman" w:cs="Times New Roman"/>
-          <w:sz w:val="28"/>
-          <w:szCs w:val="28"/>
-          <w:lang w:val="en-US"/>
+        <w:t>Git</w:t>
+      </w:r>
+      <w:r>
+        <w:rPr>
+          <w:rFonts w:ascii="Times New Roman" w:hAnsi="Times New Roman" w:cs="Times New Roman"/>
+          <w:sz w:val="28"/>
+          <w:szCs w:val="28"/>
+        </w:rPr>
+        <w:t>:</w:t>
+      </w:r>
+    </w:p>
+    <w:p>
+      <w:pPr>
+        <w:spacing w:after="0" w:line="360" w:lineRule="auto"/>
+        <w:ind w:firstLine="709"/>
+        <w:jc w:val="both"/>
+        <w:rPr>
+          <w:rFonts w:ascii="Times New Roman" w:hAnsi="Times New Roman" w:cs="Times New Roman"/>
+          <w:sz w:val="28"/>
+          <w:szCs w:val="28"/>
         </w:rPr>
       </w:pPr>
       <w:hyperlink r:id="rId5" w:history="1">
@@ -808,7 +849,149 @@
             <w:szCs w:val="28"/>
             <w:lang w:val="en-US"/>
           </w:rPr>
-          <w:t>https://github.com/IvanTukalo/POP1/tree/master/Lab1</w:t>
+          <w:t>https</w:t>
+        </w:r>
+        <w:r>
+          <w:rPr>
+            <w:rStyle w:val="a4"/>
+            <w:rFonts w:ascii="Times New Roman" w:hAnsi="Times New Roman" w:cs="Times New Roman"/>
+            <w:sz w:val="28"/>
+            <w:szCs w:val="28"/>
+          </w:rPr>
+          <w:t>://</w:t>
+        </w:r>
+        <w:r>
+          <w:rPr>
+            <w:rStyle w:val="a4"/>
+            <w:rFonts w:ascii="Times New Roman" w:hAnsi="Times New Roman" w:cs="Times New Roman"/>
+            <w:sz w:val="28"/>
+            <w:szCs w:val="28"/>
+            <w:lang w:val="en-US"/>
+          </w:rPr>
+          <w:t>github</w:t>
+        </w:r>
+        <w:r>
+          <w:rPr>
+            <w:rStyle w:val="a4"/>
+            <w:rFonts w:ascii="Times New Roman" w:hAnsi="Times New Roman" w:cs="Times New Roman"/>
+            <w:sz w:val="28"/>
+            <w:szCs w:val="28"/>
+          </w:rPr>
+          <w:t>.</w:t>
+        </w:r>
+        <w:r>
+          <w:rPr>
+            <w:rStyle w:val="a4"/>
+            <w:rFonts w:ascii="Times New Roman" w:hAnsi="Times New Roman" w:cs="Times New Roman"/>
+            <w:sz w:val="28"/>
+            <w:szCs w:val="28"/>
+            <w:lang w:val="en-US"/>
+          </w:rPr>
+          <w:t>com</w:t>
+        </w:r>
+        <w:r>
+          <w:rPr>
+            <w:rStyle w:val="a4"/>
+            <w:rFonts w:ascii="Times New Roman" w:hAnsi="Times New Roman" w:cs="Times New Roman"/>
+            <w:sz w:val="28"/>
+            <w:szCs w:val="28"/>
+          </w:rPr>
+          <w:t>/</w:t>
+        </w:r>
+        <w:r>
+          <w:rPr>
+            <w:rStyle w:val="a4"/>
+            <w:rFonts w:ascii="Times New Roman" w:hAnsi="Times New Roman" w:cs="Times New Roman"/>
+            <w:sz w:val="28"/>
+            <w:szCs w:val="28"/>
+            <w:lang w:val="en-US"/>
+          </w:rPr>
+          <w:t>IvanTukalo</w:t>
+        </w:r>
+        <w:r>
+          <w:rPr>
+            <w:rStyle w:val="a4"/>
+            <w:rFonts w:ascii="Times New Roman" w:hAnsi="Times New Roman" w:cs="Times New Roman"/>
+            <w:sz w:val="28"/>
+            <w:szCs w:val="28"/>
+          </w:rPr>
+          <w:t>/</w:t>
+        </w:r>
+        <w:r>
+          <w:rPr>
+            <w:rStyle w:val="a4"/>
+            <w:rFonts w:ascii="Times New Roman" w:hAnsi="Times New Roman" w:cs="Times New Roman"/>
+            <w:sz w:val="28"/>
+            <w:szCs w:val="28"/>
+            <w:lang w:val="en-US"/>
+          </w:rPr>
+          <w:t>POP</w:t>
+        </w:r>
+        <w:r>
+          <w:rPr>
+            <w:rStyle w:val="a4"/>
+            <w:rFonts w:ascii="Times New Roman" w:hAnsi="Times New Roman" w:cs="Times New Roman"/>
+            <w:sz w:val="28"/>
+            <w:szCs w:val="28"/>
+          </w:rPr>
+          <w:t>1/</w:t>
+        </w:r>
+        <w:r>
+          <w:rPr>
+            <w:rStyle w:val="a4"/>
+            <w:rFonts w:ascii="Times New Roman" w:hAnsi="Times New Roman" w:cs="Times New Roman"/>
+            <w:sz w:val="28"/>
+            <w:szCs w:val="28"/>
+            <w:lang w:val="en-US"/>
+          </w:rPr>
+          <w:t>tree</w:t>
+        </w:r>
+        <w:r>
+          <w:rPr>
+            <w:rStyle w:val="a4"/>
+            <w:rFonts w:ascii="Times New Roman" w:hAnsi="Times New Roman" w:cs="Times New Roman"/>
+            <w:sz w:val="28"/>
+            <w:szCs w:val="28"/>
+          </w:rPr>
+          <w:t>/</w:t>
+        </w:r>
+        <w:r>
+          <w:rPr>
+            <w:rStyle w:val="a4"/>
+            <w:rFonts w:ascii="Times New Roman" w:hAnsi="Times New Roman" w:cs="Times New Roman"/>
+            <w:sz w:val="28"/>
+            <w:szCs w:val="28"/>
+            <w:lang w:val="en-US"/>
+          </w:rPr>
+          <w:t>master</w:t>
+        </w:r>
+        <w:r>
+          <w:rPr>
+            <w:rStyle w:val="a4"/>
+            <w:rFonts w:ascii="Times New Roman" w:hAnsi="Times New Roman" w:cs="Times New Roman"/>
+            <w:sz w:val="28"/>
+            <w:szCs w:val="28"/>
+          </w:rPr>
+          <w:t>/</w:t>
+        </w:r>
+        <w:r>
+          <w:rPr>
+            <w:rStyle w:val="a4"/>
+            <w:rFonts w:ascii="Times New Roman" w:hAnsi="Times New Roman" w:cs="Times New Roman"/>
+            <w:sz w:val="28"/>
+            <w:szCs w:val="28"/>
+            <w:lang w:val="en-US"/>
+          </w:rPr>
+          <w:t>Lab</w:t>
+        </w:r>
+        <w:r>
+          <w:rPr>
+            <w:rStyle w:val="a4"/>
+            <w:rFonts w:ascii="Times New Roman" w:hAnsi="Times New Roman" w:cs="Times New Roman"/>
+            <w:sz w:val="28"/>
+            <w:szCs w:val="28"/>
+          </w:rPr>
+          <w:t>1</w:t>
         </w:r>
       </w:hyperlink>
     </w:p>
@@ -2516,6 +2699,7 @@
           <w:sz w:val="16"/>
           <w:szCs w:val="16"/>
           <w:highlight w:val="white"/>
+          <w:lang w:val="en-US"/>
         </w:rPr>
       </w:pPr>
       <w:r>
@@ -2636,15 +2820,132 @@
           <w:szCs w:val="16"/>
           <w:highlight w:val="white"/>
         </w:rPr>
-        <w:t>Будь ласка, введіть ціле додатне число."</w:t>
-      </w:r>
-      <w:r>
-        <w:rPr>
-          <w:rFonts w:ascii="Cascadia Mono" w:hAnsi="Cascadia Mono" w:cs="Cascadia Mono"/>
-          <w:color w:val="000000"/>
-          <w:sz w:val="16"/>
-          <w:szCs w:val="16"/>
-          <w:highlight w:val="white"/>
+        <w:t>Будь</w:t>
+      </w:r>
+      <w:r>
+        <w:rPr>
+          <w:rFonts w:ascii="Cascadia Mono" w:hAnsi="Cascadia Mono" w:cs="Cascadia Mono"/>
+          <w:color w:val="A31515"/>
+          <w:sz w:val="16"/>
+          <w:szCs w:val="16"/>
+          <w:highlight w:val="white"/>
+          <w:lang w:val="en-US"/>
+        </w:rPr>
+        <w:t xml:space="preserve"> </w:t>
+      </w:r>
+      <w:r>
+        <w:rPr>
+          <w:rFonts w:ascii="Cascadia Mono" w:hAnsi="Cascadia Mono" w:cs="Cascadia Mono"/>
+          <w:color w:val="A31515"/>
+          <w:sz w:val="16"/>
+          <w:szCs w:val="16"/>
+          <w:highlight w:val="white"/>
+        </w:rPr>
+        <w:t>ласка</w:t>
+      </w:r>
+      <w:r>
+        <w:rPr>
+          <w:rFonts w:ascii="Cascadia Mono" w:hAnsi="Cascadia Mono" w:cs="Cascadia Mono"/>
+          <w:color w:val="A31515"/>
+          <w:sz w:val="16"/>
+          <w:szCs w:val="16"/>
+          <w:highlight w:val="white"/>
+          <w:lang w:val="en-US"/>
+        </w:rPr>
+        <w:t xml:space="preserve">, </w:t>
+      </w:r>
+      <w:r>
+        <w:rPr>
+          <w:rFonts w:ascii="Cascadia Mono" w:hAnsi="Cascadia Mono" w:cs="Cascadia Mono"/>
+          <w:color w:val="A31515"/>
+          <w:sz w:val="16"/>
+          <w:szCs w:val="16"/>
+          <w:highlight w:val="white"/>
+        </w:rPr>
+        <w:t>введіть</w:t>
+      </w:r>
+      <w:r>
+        <w:rPr>
+          <w:rFonts w:ascii="Cascadia Mono" w:hAnsi="Cascadia Mono" w:cs="Cascadia Mono"/>
+          <w:color w:val="A31515"/>
+          <w:sz w:val="16"/>
+          <w:szCs w:val="16"/>
+          <w:highlight w:val="white"/>
+          <w:lang w:val="en-US"/>
+        </w:rPr>
+        <w:t xml:space="preserve"> </w:t>
+      </w:r>
+      <w:r>
+        <w:rPr>
+          <w:rFonts w:ascii="Cascadia Mono" w:hAnsi="Cascadia Mono" w:cs="Cascadia Mono"/>
+          <w:color w:val="A31515"/>
+          <w:sz w:val="16"/>
+          <w:szCs w:val="16"/>
+          <w:highlight w:val="white"/>
+        </w:rPr>
+        <w:t>ціле</w:t>
+      </w:r>
+      <w:r>
+        <w:rPr>
+          <w:rFonts w:ascii="Cascadia Mono" w:hAnsi="Cascadia Mono" w:cs="Cascadia Mono"/>
+          <w:color w:val="A31515"/>
+          <w:sz w:val="16"/>
+          <w:szCs w:val="16"/>
+          <w:highlight w:val="white"/>
+          <w:lang w:val="en-US"/>
+        </w:rPr>
+        <w:t xml:space="preserve"> </w:t>
+      </w:r>
+      <w:r>
+        <w:rPr>
+          <w:rFonts w:ascii="Cascadia Mono" w:hAnsi="Cascadia Mono" w:cs="Cascadia Mono"/>
+          <w:color w:val="A31515"/>
+          <w:sz w:val="16"/>
+          <w:szCs w:val="16"/>
+          <w:highlight w:val="white"/>
+        </w:rPr>
+        <w:t>додатне</w:t>
+      </w:r>
+      <w:r>
+        <w:rPr>
+          <w:rFonts w:ascii="Cascadia Mono" w:hAnsi="Cascadia Mono" w:cs="Cascadia Mono"/>
+          <w:color w:val="A31515"/>
+          <w:sz w:val="16"/>
+          <w:szCs w:val="16"/>
+          <w:highlight w:val="white"/>
+          <w:lang w:val="en-US"/>
+        </w:rPr>
+        <w:t xml:space="preserve"> </w:t>
+      </w:r>
+      <w:r>
+        <w:rPr>
+          <w:rFonts w:ascii="Cascadia Mono" w:hAnsi="Cascadia Mono" w:cs="Cascadia Mono"/>
+          <w:color w:val="A31515"/>
+          <w:sz w:val="16"/>
+          <w:szCs w:val="16"/>
+          <w:highlight w:val="white"/>
+        </w:rPr>
+        <w:t>число</w:t>
+      </w:r>
+      <w:r>
+        <w:rPr>
+          <w:rFonts w:ascii="Cascadia Mono" w:hAnsi="Cascadia Mono" w:cs="Cascadia Mono"/>
+          <w:color w:val="A31515"/>
+          <w:sz w:val="16"/>
+          <w:szCs w:val="16"/>
+          <w:highlight w:val="white"/>
+          <w:lang w:val="en-US"/>
+        </w:rPr>
+        <w:t>."</w:t>
+      </w:r>
+      <w:r>
+        <w:rPr>
+          <w:rFonts w:ascii="Cascadia Mono" w:hAnsi="Cascadia Mono" w:cs="Cascadia Mono"/>
+          <w:color w:val="000000"/>
+          <w:sz w:val="16"/>
+          <w:szCs w:val="16"/>
+          <w:highlight w:val="white"/>
+          <w:lang w:val="en-US"/>
         </w:rPr>
         <w:t>);</w:t>
       </w:r>
@@ -2670,8 +2971,19 @@
           <w:sz w:val="16"/>
           <w:szCs w:val="16"/>
           <w:highlight w:val="white"/>
-        </w:rPr>
-        <w:t xml:space="preserve">                }</w:t>
+          <w:lang w:val="en-US"/>
+        </w:rPr>
+        <w:t xml:space="preserve">                </w:t>
+      </w:r>
+      <w:r>
+        <w:rPr>
+          <w:rFonts w:ascii="Cascadia Mono" w:hAnsi="Cascadia Mono" w:cs="Cascadia Mono"/>
+          <w:color w:val="000000"/>
+          <w:sz w:val="16"/>
+          <w:szCs w:val="16"/>
+          <w:highlight w:val="white"/>
+        </w:rPr>
+        <w:t>}</w:t>
       </w:r>
     </w:p>
     <w:p>
@@ -4625,6 +4937,7 @@
           <w:sz w:val="16"/>
           <w:szCs w:val="16"/>
           <w:highlight w:val="white"/>
+          <w:lang w:val="en-US"/>
         </w:rPr>
       </w:pPr>
       <w:r>
@@ -4745,15 +5058,216 @@
           <w:szCs w:val="16"/>
           <w:highlight w:val="white"/>
         </w:rPr>
-        <w:t>Переконайтеся, що ви ввели лише цілі додатні числа через пробіл."</w:t>
-      </w:r>
-      <w:r>
-        <w:rPr>
-          <w:rFonts w:ascii="Cascadia Mono" w:hAnsi="Cascadia Mono" w:cs="Cascadia Mono"/>
-          <w:color w:val="000000"/>
-          <w:sz w:val="16"/>
-          <w:szCs w:val="16"/>
-          <w:highlight w:val="white"/>
+        <w:t>Переконайтеся</w:t>
+      </w:r>
+      <w:r>
+        <w:rPr>
+          <w:rFonts w:ascii="Cascadia Mono" w:hAnsi="Cascadia Mono" w:cs="Cascadia Mono"/>
+          <w:color w:val="A31515"/>
+          <w:sz w:val="16"/>
+          <w:szCs w:val="16"/>
+          <w:highlight w:val="white"/>
+          <w:lang w:val="en-US"/>
+        </w:rPr>
+        <w:t xml:space="preserve">, </w:t>
+      </w:r>
+      <w:r>
+        <w:rPr>
+          <w:rFonts w:ascii="Cascadia Mono" w:hAnsi="Cascadia Mono" w:cs="Cascadia Mono"/>
+          <w:color w:val="A31515"/>
+          <w:sz w:val="16"/>
+          <w:szCs w:val="16"/>
+          <w:highlight w:val="white"/>
+        </w:rPr>
+        <w:t>що</w:t>
+      </w:r>
+      <w:r>
+        <w:rPr>
+          <w:rFonts w:ascii="Cascadia Mono" w:hAnsi="Cascadia Mono" w:cs="Cascadia Mono"/>
+          <w:color w:val="A31515"/>
+          <w:sz w:val="16"/>
+          <w:szCs w:val="16"/>
+          <w:highlight w:val="white"/>
+          <w:lang w:val="en-US"/>
+        </w:rPr>
+        <w:t xml:space="preserve"> </w:t>
+      </w:r>
+      <w:r>
+        <w:rPr>
+          <w:rFonts w:ascii="Cascadia Mono" w:hAnsi="Cascadia Mono" w:cs="Cascadia Mono"/>
+          <w:color w:val="A31515"/>
+          <w:sz w:val="16"/>
+          <w:szCs w:val="16"/>
+          <w:highlight w:val="white"/>
+        </w:rPr>
+        <w:t>ви</w:t>
+      </w:r>
+      <w:r>
+        <w:rPr>
+          <w:rFonts w:ascii="Cascadia Mono" w:hAnsi="Cascadia Mono" w:cs="Cascadia Mono"/>
+          <w:color w:val="A31515"/>
+          <w:sz w:val="16"/>
+          <w:szCs w:val="16"/>
+          <w:highlight w:val="white"/>
+          <w:lang w:val="en-US"/>
+        </w:rPr>
+        <w:t xml:space="preserve"> </w:t>
+      </w:r>
+      <w:r>
+        <w:rPr>
+          <w:rFonts w:ascii="Cascadia Mono" w:hAnsi="Cascadia Mono" w:cs="Cascadia Mono"/>
+          <w:color w:val="A31515"/>
+          <w:sz w:val="16"/>
+          <w:szCs w:val="16"/>
+          <w:highlight w:val="white"/>
+        </w:rPr>
+        <w:t>ввели</w:t>
+      </w:r>
+      <w:r>
+        <w:rPr>
+          <w:rFonts w:ascii="Cascadia Mono" w:hAnsi="Cascadia Mono" w:cs="Cascadia Mono"/>
+          <w:color w:val="A31515"/>
+          <w:sz w:val="16"/>
+          <w:szCs w:val="16"/>
+          <w:highlight w:val="white"/>
+          <w:lang w:val="en-US"/>
+        </w:rPr>
+        <w:t xml:space="preserve"> </w:t>
+      </w:r>
+      <w:r>
+        <w:rPr>
+          <w:rFonts w:ascii="Cascadia Mono" w:hAnsi="Cascadia Mono" w:cs="Cascadia Mono"/>
+          <w:color w:val="A31515"/>
+          <w:sz w:val="16"/>
+          <w:szCs w:val="16"/>
+          <w:highlight w:val="white"/>
+        </w:rPr>
+        <w:t>лише</w:t>
+      </w:r>
+      <w:r>
+        <w:rPr>
+          <w:rFonts w:ascii="Cascadia Mono" w:hAnsi="Cascadia Mono" w:cs="Cascadia Mono"/>
+          <w:color w:val="A31515"/>
+          <w:sz w:val="16"/>
+          <w:szCs w:val="16"/>
+          <w:highlight w:val="white"/>
+          <w:lang w:val="en-US"/>
+        </w:rPr>
+        <w:t xml:space="preserve"> </w:t>
+      </w:r>
+      <w:r>
+        <w:rPr>
+          <w:rFonts w:ascii="Cascadia Mono" w:hAnsi="Cascadia Mono" w:cs="Cascadia Mono"/>
+          <w:color w:val="A31515"/>
+          <w:sz w:val="16"/>
+          <w:szCs w:val="16"/>
+          <w:highlight w:val="white"/>
+        </w:rPr>
+        <w:t>цілі</w:t>
+      </w:r>
+      <w:r>
+        <w:rPr>
+          <w:rFonts w:ascii="Cascadia Mono" w:hAnsi="Cascadia Mono" w:cs="Cascadia Mono"/>
+          <w:color w:val="A31515"/>
+          <w:sz w:val="16"/>
+          <w:szCs w:val="16"/>
+          <w:highlight w:val="white"/>
+          <w:lang w:val="en-US"/>
+        </w:rPr>
+        <w:t xml:space="preserve"> </w:t>
+      </w:r>
+      <w:r>
+        <w:rPr>
+          <w:rFonts w:ascii="Cascadia Mono" w:hAnsi="Cascadia Mono" w:cs="Cascadia Mono"/>
+          <w:color w:val="A31515"/>
+          <w:sz w:val="16"/>
+          <w:szCs w:val="16"/>
+          <w:highlight w:val="white"/>
+        </w:rPr>
+        <w:t>додатні</w:t>
+      </w:r>
+      <w:r>
+        <w:rPr>
+          <w:rFonts w:ascii="Cascadia Mono" w:hAnsi="Cascadia Mono" w:cs="Cascadia Mono"/>
+          <w:color w:val="A31515"/>
+          <w:sz w:val="16"/>
+          <w:szCs w:val="16"/>
+          <w:highlight w:val="white"/>
+          <w:lang w:val="en-US"/>
+        </w:rPr>
+        <w:t xml:space="preserve"> </w:t>
+      </w:r>
+      <w:r>
+        <w:rPr>
+          <w:rFonts w:ascii="Cascadia Mono" w:hAnsi="Cascadia Mono" w:cs="Cascadia Mono"/>
+          <w:color w:val="A31515"/>
+          <w:sz w:val="16"/>
+          <w:szCs w:val="16"/>
+          <w:highlight w:val="white"/>
+        </w:rPr>
+        <w:t>числа</w:t>
+      </w:r>
+      <w:r>
+        <w:rPr>
+          <w:rFonts w:ascii="Cascadia Mono" w:hAnsi="Cascadia Mono" w:cs="Cascadia Mono"/>
+          <w:color w:val="A31515"/>
+          <w:sz w:val="16"/>
+          <w:szCs w:val="16"/>
+          <w:highlight w:val="white"/>
+          <w:lang w:val="en-US"/>
+        </w:rPr>
+        <w:t xml:space="preserve"> </w:t>
+      </w:r>
+      <w:r>
+        <w:rPr>
+          <w:rFonts w:ascii="Cascadia Mono" w:hAnsi="Cascadia Mono" w:cs="Cascadia Mono"/>
+          <w:color w:val="A31515"/>
+          <w:sz w:val="16"/>
+          <w:szCs w:val="16"/>
+          <w:highlight w:val="white"/>
+        </w:rPr>
+        <w:t>через</w:t>
+      </w:r>
+      <w:r>
+        <w:rPr>
+          <w:rFonts w:ascii="Cascadia Mono" w:hAnsi="Cascadia Mono" w:cs="Cascadia Mono"/>
+          <w:color w:val="A31515"/>
+          <w:sz w:val="16"/>
+          <w:szCs w:val="16"/>
+          <w:highlight w:val="white"/>
+          <w:lang w:val="en-US"/>
+        </w:rPr>
+        <w:t xml:space="preserve"> </w:t>
+      </w:r>
+      <w:r>
+        <w:rPr>
+          <w:rFonts w:ascii="Cascadia Mono" w:hAnsi="Cascadia Mono" w:cs="Cascadia Mono"/>
+          <w:color w:val="A31515"/>
+          <w:sz w:val="16"/>
+          <w:szCs w:val="16"/>
+          <w:highlight w:val="white"/>
+        </w:rPr>
+        <w:t>пробіл</w:t>
+      </w:r>
+      <w:r>
+        <w:rPr>
+          <w:rFonts w:ascii="Cascadia Mono" w:hAnsi="Cascadia Mono" w:cs="Cascadia Mono"/>
+          <w:color w:val="A31515"/>
+          <w:sz w:val="16"/>
+          <w:szCs w:val="16"/>
+          <w:highlight w:val="white"/>
+          <w:lang w:val="en-US"/>
+        </w:rPr>
+        <w:t>."</w:t>
+      </w:r>
+      <w:r>
+        <w:rPr>
+          <w:rFonts w:ascii="Cascadia Mono" w:hAnsi="Cascadia Mono" w:cs="Cascadia Mono"/>
+          <w:color w:val="000000"/>
+          <w:sz w:val="16"/>
+          <w:szCs w:val="16"/>
+          <w:highlight w:val="white"/>
+          <w:lang w:val="en-US"/>
         </w:rPr>
         <w:t>);</w:t>
       </w:r>
@@ -4780,6 +5294,7 @@
           <w:sz w:val="16"/>
           <w:szCs w:val="16"/>
           <w:highlight w:val="white"/>
+          <w:lang w:val="en-US"/>
         </w:rPr>
         <w:t xml:space="preserve">                </w:t>
       </w:r>
@@ -7417,7 +7932,6 @@
           <w:sz w:val="16"/>
           <w:szCs w:val="16"/>
           <w:highlight w:val="white"/>
-          <w:lang w:val="en-US"/>
         </w:rPr>
       </w:pPr>
       <w:r>
@@ -7450,7 +7964,6 @@
           <w:sz w:val="16"/>
           <w:szCs w:val="16"/>
           <w:highlight w:val="white"/>
-          <w:lang w:val="en-US"/>
         </w:rPr>
         <w:t>.</w:t>
       </w:r>
@@ -7472,7 +7985,6 @@
           <w:sz w:val="16"/>
           <w:szCs w:val="16"/>
           <w:highlight w:val="white"/>
-          <w:lang w:val="en-US"/>
         </w:rPr>
         <w:t>(</w:t>
       </w:r>
@@ -7484,7 +7996,6 @@
           <w:sz w:val="16"/>
           <w:szCs w:val="16"/>
           <w:highlight w:val="white"/>
-          <w:lang w:val="en-US"/>
         </w:rPr>
         <w:t>"</w:t>
       </w:r>
@@ -7505,7 +8016,6 @@
           <w:sz w:val="16"/>
           <w:szCs w:val="16"/>
           <w:highlight w:val="white"/>
-          <w:lang w:val="en-US"/>
         </w:rPr>
         <w:t xml:space="preserve"> </w:t>
       </w:r>
@@ -7526,7 +8036,6 @@
           <w:sz w:val="16"/>
           <w:szCs w:val="16"/>
           <w:highlight w:val="white"/>
-          <w:lang w:val="en-US"/>
         </w:rPr>
         <w:t xml:space="preserve"> </w:t>
       </w:r>
@@ -7547,7 +8056,6 @@
           <w:sz w:val="16"/>
           <w:szCs w:val="16"/>
           <w:highlight w:val="white"/>
-          <w:lang w:val="en-US"/>
         </w:rPr>
         <w:t xml:space="preserve"> </w:t>
       </w:r>
@@ -7568,7 +8076,6 @@
           <w:sz w:val="16"/>
           <w:szCs w:val="16"/>
           <w:highlight w:val="white"/>
-          <w:lang w:val="en-US"/>
         </w:rPr>
         <w:t xml:space="preserve">. </w:t>
       </w:r>
@@ -7589,7 +8096,6 @@
           <w:sz w:val="16"/>
           <w:szCs w:val="16"/>
           <w:highlight w:val="white"/>
-          <w:lang w:val="en-US"/>
         </w:rPr>
         <w:t xml:space="preserve"> </w:t>
       </w:r>
@@ -7610,7 +8116,6 @@
           <w:sz w:val="16"/>
           <w:szCs w:val="16"/>
           <w:highlight w:val="white"/>
-          <w:lang w:val="en-US"/>
         </w:rPr>
         <w:t xml:space="preserve"> </w:t>
       </w:r>
@@ -7631,7 +8136,6 @@
           <w:sz w:val="16"/>
           <w:szCs w:val="16"/>
           <w:highlight w:val="white"/>
-          <w:lang w:val="en-US"/>
         </w:rPr>
         <w:t>."</w:t>
       </w:r>
@@ -7642,7 +8146,6 @@
           <w:sz w:val="16"/>
           <w:szCs w:val="16"/>
           <w:highlight w:val="white"/>
-          <w:lang w:val="en-US"/>
         </w:rPr>
         <w:t>);</w:t>
       </w:r>
@@ -7659,17 +8162,15 @@
           <w:sz w:val="16"/>
           <w:szCs w:val="16"/>
           <w:highlight w:val="white"/>
-          <w:lang w:val="en-US"/>
-        </w:rPr>
-      </w:pPr>
-      <w:r>
-        <w:rPr>
-          <w:rFonts w:ascii="Cascadia Mono" w:hAnsi="Cascadia Mono" w:cs="Cascadia Mono"/>
-          <w:color w:val="000000"/>
-          <w:sz w:val="16"/>
-          <w:szCs w:val="16"/>
-          <w:highlight w:val="white"/>
-          <w:lang w:val="en-US"/>
+        </w:rPr>
+      </w:pPr>
+      <w:r>
+        <w:rPr>
+          <w:rFonts w:ascii="Cascadia Mono" w:hAnsi="Cascadia Mono" w:cs="Cascadia Mono"/>
+          <w:color w:val="000000"/>
+          <w:sz w:val="16"/>
+          <w:szCs w:val="16"/>
+          <w:highlight w:val="white"/>
         </w:rPr>
         <w:t xml:space="preserve">                </w:t>
       </w:r>
@@ -7692,7 +8193,6 @@
           <w:sz w:val="16"/>
           <w:szCs w:val="16"/>
           <w:highlight w:val="white"/>
-          <w:lang w:val="en-US"/>
         </w:rPr>
         <w:t>.</w:t>
       </w:r>
@@ -7714,7 +8214,6 @@
           <w:sz w:val="16"/>
           <w:szCs w:val="16"/>
           <w:highlight w:val="white"/>
-          <w:lang w:val="en-US"/>
         </w:rPr>
         <w:t>(</w:t>
       </w:r>
@@ -7726,7 +8225,6 @@
           <w:sz w:val="16"/>
           <w:szCs w:val="16"/>
           <w:highlight w:val="white"/>
-          <w:lang w:val="en-US"/>
         </w:rPr>
         <w:t>);</w:t>
       </w:r>
@@ -7743,17 +8241,15 @@
           <w:sz w:val="16"/>
           <w:szCs w:val="16"/>
           <w:highlight w:val="white"/>
-          <w:lang w:val="en-US"/>
-        </w:rPr>
-      </w:pPr>
-      <w:r>
-        <w:rPr>
-          <w:rFonts w:ascii="Cascadia Mono" w:hAnsi="Cascadia Mono" w:cs="Cascadia Mono"/>
-          <w:color w:val="000000"/>
-          <w:sz w:val="16"/>
-          <w:szCs w:val="16"/>
-          <w:highlight w:val="white"/>
-          <w:lang w:val="en-US"/>
+        </w:rPr>
+      </w:pPr>
+      <w:r>
+        <w:rPr>
+          <w:rFonts w:ascii="Cascadia Mono" w:hAnsi="Cascadia Mono" w:cs="Cascadia Mono"/>
+          <w:color w:val="000000"/>
+          <w:sz w:val="16"/>
+          <w:szCs w:val="16"/>
+          <w:highlight w:val="white"/>
         </w:rPr>
         <w:t xml:space="preserve">            }</w:t>
       </w:r>
@@ -7780,9 +8276,19 @@
           <w:sz w:val="16"/>
           <w:szCs w:val="16"/>
           <w:highlight w:val="white"/>
-          <w:lang w:val="en-US"/>
-        </w:rPr>
-        <w:t xml:space="preserve">        }</w:t>
+        </w:rPr>
+        <w:t xml:space="preserve">        </w:t>
+      </w:r>
+      <w:r>
+        <w:rPr>
+          <w:rFonts w:ascii="Cascadia Mono" w:hAnsi="Cascadia Mono" w:cs="Cascadia Mono"/>
+          <w:color w:val="000000"/>
+          <w:sz w:val="16"/>
+          <w:szCs w:val="16"/>
+          <w:highlight w:val="white"/>
+          <w:lang w:val="en-US"/>
+        </w:rPr>
+        <w:t>}</w:t>
       </w:r>
     </w:p>
     <w:p>
@@ -9855,6 +10361,7 @@
           <w:sz w:val="16"/>
           <w:szCs w:val="16"/>
           <w:highlight w:val="white"/>
+          <w:lang w:val="en-US"/>
         </w:rPr>
       </w:pPr>
       <w:r>
@@ -9875,6 +10382,7 @@
           <w:sz w:val="16"/>
           <w:szCs w:val="16"/>
           <w:highlight w:val="white"/>
+          <w:lang w:val="en-US"/>
         </w:rPr>
         <w:t>}</w:t>
       </w:r>
@@ -9891,15 +10399,17 @@
           <w:sz w:val="16"/>
           <w:szCs w:val="16"/>
           <w:highlight w:val="white"/>
-        </w:rPr>
-      </w:pPr>
-      <w:r>
-        <w:rPr>
-          <w:rFonts w:ascii="Cascadia Mono" w:hAnsi="Cascadia Mono" w:cs="Cascadia Mono"/>
-          <w:color w:val="000000"/>
-          <w:sz w:val="16"/>
-          <w:szCs w:val="16"/>
-          <w:highlight w:val="white"/>
+          <w:lang w:val="en-US"/>
+        </w:rPr>
+      </w:pPr>
+      <w:r>
+        <w:rPr>
+          <w:rFonts w:ascii="Cascadia Mono" w:hAnsi="Cascadia Mono" w:cs="Cascadia Mono"/>
+          <w:color w:val="000000"/>
+          <w:sz w:val="16"/>
+          <w:szCs w:val="16"/>
+          <w:highlight w:val="white"/>
+          <w:lang w:val="en-US"/>
         </w:rPr>
         <w:t xml:space="preserve">    }</w:t>
       </w:r>
@@ -9913,15 +10423,17 @@
           <w:rFonts w:ascii="Times New Roman" w:hAnsi="Times New Roman" w:cs="Times New Roman"/>
           <w:sz w:val="16"/>
           <w:szCs w:val="16"/>
-        </w:rPr>
-      </w:pPr>
-      <w:r>
-        <w:rPr>
-          <w:rFonts w:ascii="Cascadia Mono" w:hAnsi="Cascadia Mono" w:cs="Cascadia Mono"/>
-          <w:color w:val="000000"/>
-          <w:sz w:val="16"/>
-          <w:szCs w:val="16"/>
-          <w:highlight w:val="white"/>
+          <w:lang w:val="en-US"/>
+        </w:rPr>
+      </w:pPr>
+      <w:r>
+        <w:rPr>
+          <w:rFonts w:ascii="Cascadia Mono" w:hAnsi="Cascadia Mono" w:cs="Cascadia Mono"/>
+          <w:color w:val="000000"/>
+          <w:sz w:val="16"/>
+          <w:szCs w:val="16"/>
+          <w:highlight w:val="white"/>
+          <w:lang w:val="en-US"/>
         </w:rPr>
         <w:t>}</w:t>
       </w:r>
@@ -9983,13 +10495,16 @@
           <w:rFonts w:ascii="Courier New" w:hAnsi="Courier New" w:cs="Courier New"/>
           <w:sz w:val="16"/>
           <w:szCs w:val="16"/>
-        </w:rPr>
-      </w:pPr>
-      <w:r>
-        <w:rPr>
-          <w:rFonts w:ascii="Courier New" w:hAnsi="Courier New" w:cs="Courier New"/>
-          <w:sz w:val="16"/>
-          <w:szCs w:val="16"/>
+          <w:lang w:val="en-US"/>
+        </w:rPr>
+      </w:pPr>
+      <w:proofErr w:type="gramStart"/>
+      <w:r>
+        <w:rPr>
+          <w:rFonts w:ascii="Courier New" w:hAnsi="Courier New" w:cs="Courier New"/>
+          <w:sz w:val="16"/>
+          <w:szCs w:val="16"/>
+          <w:lang w:val="en-US"/>
         </w:rPr>
         <w:t>import java.math.BigInteger;</w:t>
       </w:r>
@@ -9998,6 +10513,7 @@
           <w:rFonts w:ascii="Courier New" w:hAnsi="Courier New" w:cs="Courier New"/>
           <w:sz w:val="16"/>
           <w:szCs w:val="16"/>
+          <w:lang w:val="en-US"/>
         </w:rPr>
         <w:br/>
         <w:t>import java.util.Scanner;</w:t>
@@ -10007,6 +10523,7 @@
           <w:rFonts w:ascii="Courier New" w:hAnsi="Courier New" w:cs="Courier New"/>
           <w:sz w:val="16"/>
           <w:szCs w:val="16"/>
+          <w:lang w:val="en-US"/>
         </w:rPr>
         <w:br/>
         <w:t>import java.io.PrintStream;</w:t>
@@ -10016,6 +10533,7 @@
           <w:rFonts w:ascii="Courier New" w:hAnsi="Courier New" w:cs="Courier New"/>
           <w:sz w:val="16"/>
           <w:szCs w:val="16"/>
+          <w:lang w:val="en-US"/>
         </w:rPr>
         <w:br/>
         <w:t>import java.nio.charset.StandardCharsets;</w:t>
@@ -10025,6 +10543,7 @@
           <w:rFonts w:ascii="Courier New" w:hAnsi="Courier New" w:cs="Courier New"/>
           <w:sz w:val="16"/>
           <w:szCs w:val="16"/>
+          <w:lang w:val="en-US"/>
         </w:rPr>
         <w:br/>
       </w:r>
@@ -10033,6 +10552,7 @@
           <w:rFonts w:ascii="Courier New" w:hAnsi="Courier New" w:cs="Courier New"/>
           <w:sz w:val="16"/>
           <w:szCs w:val="16"/>
+          <w:lang w:val="en-US"/>
         </w:rPr>
         <w:br/>
         <w:t>public class Main {</w:t>
@@ -10042,6 +10562,7 @@
           <w:rFonts w:ascii="Courier New" w:hAnsi="Courier New" w:cs="Courier New"/>
           <w:sz w:val="16"/>
           <w:szCs w:val="16"/>
+          <w:lang w:val="en-US"/>
         </w:rPr>
         <w:br/>
         <w:t xml:space="preserve">    public static void main(String[] args) {</w:t>
@@ -10051,6 +10572,7 @@
           <w:rFonts w:ascii="Courier New" w:hAnsi="Courier New" w:cs="Courier New"/>
           <w:sz w:val="16"/>
           <w:szCs w:val="16"/>
+          <w:lang w:val="en-US"/>
         </w:rPr>
         <w:br/>
         <w:t xml:space="preserve">        System.setOut(new PrintStream(System.out, true, StandardCharsets.UTF_8));</w:t>
@@ -10060,6 +10582,7 @@
           <w:rFonts w:ascii="Courier New" w:hAnsi="Courier New" w:cs="Courier New"/>
           <w:sz w:val="16"/>
           <w:szCs w:val="16"/>
+          <w:lang w:val="en-US"/>
         </w:rPr>
         <w:br/>
         <w:t xml:space="preserve">        Scanner scanner = new Scanner(System.in, StandardCharsets.UTF_8);</w:t>
@@ -10069,6 +10592,7 @@
           <w:rFonts w:ascii="Courier New" w:hAnsi="Courier New" w:cs="Courier New"/>
           <w:sz w:val="16"/>
           <w:szCs w:val="16"/>
+          <w:lang w:val="en-US"/>
         </w:rPr>
         <w:br/>
       </w:r>
@@ -10077,6 +10601,7 @@
           <w:rFonts w:ascii="Courier New" w:hAnsi="Courier New" w:cs="Courier New"/>
           <w:sz w:val="16"/>
           <w:szCs w:val="16"/>
+          <w:lang w:val="en-US"/>
         </w:rPr>
         <w:br/>
         <w:t xml:space="preserve">        while (true) {</w:t>
@@ -10086,6 +10611,7 @@
           <w:rFonts w:ascii="Courier New" w:hAnsi="Courier New" w:cs="Courier New"/>
           <w:sz w:val="16"/>
           <w:szCs w:val="16"/>
+          <w:lang w:val="en-US"/>
         </w:rPr>
         <w:br/>
         <w:t xml:space="preserve">            int step = 0;</w:t>
@@ -10095,6 +10621,7 @@
           <w:rFonts w:ascii="Courier New" w:hAnsi="Courier New" w:cs="Courier New"/>
           <w:sz w:val="16"/>
           <w:szCs w:val="16"/>
+          <w:lang w:val="en-US"/>
         </w:rPr>
         <w:br/>
         <w:t xml:space="preserve">            while (true) {</w:t>
@@ -10104,15 +10631,119 @@
           <w:rFonts w:ascii="Courier New" w:hAnsi="Courier New" w:cs="Courier New"/>
           <w:sz w:val="16"/>
           <w:szCs w:val="16"/>
+          <w:lang w:val="en-US"/>
         </w:rPr>
         <w:br/>
-        <w:t xml:space="preserve">                System.out.println("Введіть крок роботи потоків (0 для виходу)");</w:t>
-      </w:r>
-      <w:r>
-        <w:rPr>
-          <w:rFonts w:ascii="Courier New" w:hAnsi="Courier New" w:cs="Courier New"/>
-          <w:sz w:val="16"/>
-          <w:szCs w:val="16"/>
+        <w:t xml:space="preserve">                System.out.println("</w:t>
+      </w:r>
+      <w:r>
+        <w:rPr>
+          <w:rFonts w:ascii="Courier New" w:hAnsi="Courier New" w:cs="Courier New"/>
+          <w:sz w:val="16"/>
+          <w:szCs w:val="16"/>
+        </w:rPr>
+        <w:t>Введіть</w:t>
+      </w:r>
+      <w:r>
+        <w:rPr>
+          <w:rFonts w:ascii="Courier New" w:hAnsi="Courier New" w:cs="Courier New"/>
+          <w:sz w:val="16"/>
+          <w:szCs w:val="16"/>
+          <w:lang w:val="en-US"/>
+        </w:rPr>
+        <w:t xml:space="preserve"> </w:t>
+      </w:r>
+      <w:r>
+        <w:rPr>
+          <w:rFonts w:ascii="Courier New" w:hAnsi="Courier New" w:cs="Courier New"/>
+          <w:sz w:val="16"/>
+          <w:szCs w:val="16"/>
+        </w:rPr>
+        <w:t>крок</w:t>
+      </w:r>
+      <w:r>
+        <w:rPr>
+          <w:rFonts w:ascii="Courier New" w:hAnsi="Courier New" w:cs="Courier New"/>
+          <w:sz w:val="16"/>
+          <w:szCs w:val="16"/>
+          <w:lang w:val="en-US"/>
+        </w:rPr>
+        <w:t xml:space="preserve"> </w:t>
+      </w:r>
+      <w:r>
+        <w:rPr>
+          <w:rFonts w:ascii="Courier New" w:hAnsi="Courier New" w:cs="Courier New"/>
+          <w:sz w:val="16"/>
+          <w:szCs w:val="16"/>
+        </w:rPr>
+        <w:t>роботи</w:t>
+      </w:r>
+      <w:r>
+        <w:rPr>
+          <w:rFonts w:ascii="Courier New" w:hAnsi="Courier New" w:cs="Courier New"/>
+          <w:sz w:val="16"/>
+          <w:szCs w:val="16"/>
+          <w:lang w:val="en-US"/>
+        </w:rPr>
+        <w:t xml:space="preserve"> </w:t>
+      </w:r>
+      <w:r>
+        <w:rPr>
+          <w:rFonts w:ascii="Courier New" w:hAnsi="Courier New" w:cs="Courier New"/>
+          <w:sz w:val="16"/>
+          <w:szCs w:val="16"/>
+        </w:rPr>
+        <w:t>потоків</w:t>
+      </w:r>
+      <w:r>
+        <w:rPr>
+          <w:rFonts w:ascii="Courier New" w:hAnsi="Courier New" w:cs="Courier New"/>
+          <w:sz w:val="16"/>
+          <w:szCs w:val="16"/>
+          <w:lang w:val="en-US"/>
+        </w:rPr>
+        <w:t xml:space="preserve"> (0 </w:t>
+      </w:r>
+      <w:r>
+        <w:rPr>
+          <w:rFonts w:ascii="Courier New" w:hAnsi="Courier New" w:cs="Courier New"/>
+          <w:sz w:val="16"/>
+          <w:szCs w:val="16"/>
+        </w:rPr>
+        <w:t>для</w:t>
+      </w:r>
+      <w:r>
+        <w:rPr>
+          <w:rFonts w:ascii="Courier New" w:hAnsi="Courier New" w:cs="Courier New"/>
+          <w:sz w:val="16"/>
+          <w:szCs w:val="16"/>
+          <w:lang w:val="en-US"/>
+        </w:rPr>
+        <w:t xml:space="preserve"> </w:t>
+      </w:r>
+      <w:r>
+        <w:rPr>
+          <w:rFonts w:ascii="Courier New" w:hAnsi="Courier New" w:cs="Courier New"/>
+          <w:sz w:val="16"/>
+          <w:szCs w:val="16"/>
+        </w:rPr>
+        <w:t>виходу</w:t>
+      </w:r>
+      <w:r>
+        <w:rPr>
+          <w:rFonts w:ascii="Courier New" w:hAnsi="Courier New" w:cs="Courier New"/>
+          <w:sz w:val="16"/>
+          <w:szCs w:val="16"/>
+          <w:lang w:val="en-US"/>
+        </w:rPr>
+        <w:t>)");</w:t>
+      </w:r>
+      <w:r>
+        <w:rPr>
+          <w:rFonts w:ascii="Courier New" w:hAnsi="Courier New" w:cs="Courier New"/>
+          <w:sz w:val="16"/>
+          <w:szCs w:val="16"/>
+          <w:lang w:val="en-US"/>
         </w:rPr>
         <w:br/>
         <w:t xml:space="preserve">                String stepInput = scanner.nextLine();</w:t>
@@ -10122,6 +10753,7 @@
           <w:rFonts w:ascii="Courier New" w:hAnsi="Courier New" w:cs="Courier New"/>
           <w:sz w:val="16"/>
           <w:szCs w:val="16"/>
+          <w:lang w:val="en-US"/>
         </w:rPr>
         <w:br/>
         <w:t xml:space="preserve">                try {</w:t>
@@ -10131,6 +10763,7 @@
           <w:rFonts w:ascii="Courier New" w:hAnsi="Courier New" w:cs="Courier New"/>
           <w:sz w:val="16"/>
           <w:szCs w:val="16"/>
+          <w:lang w:val="en-US"/>
         </w:rPr>
         <w:br/>
         <w:t xml:space="preserve">                    step = Integer.parseInt(stepInput.trim());</w:t>
@@ -10140,6 +10773,7 @@
           <w:rFonts w:ascii="Courier New" w:hAnsi="Courier New" w:cs="Courier New"/>
           <w:sz w:val="16"/>
           <w:szCs w:val="16"/>
+          <w:lang w:val="en-US"/>
         </w:rPr>
         <w:br/>
         <w:t xml:space="preserve">                    if (step == 0) {</w:t>
@@ -10149,15 +10783,68 @@
           <w:rFonts w:ascii="Courier New" w:hAnsi="Courier New" w:cs="Courier New"/>
           <w:sz w:val="16"/>
           <w:szCs w:val="16"/>
+          <w:lang w:val="en-US"/>
         </w:rPr>
         <w:br/>
-        <w:t xml:space="preserve">                        System.out.println("Програма завершує роботу.");</w:t>
-      </w:r>
-      <w:r>
-        <w:rPr>
-          <w:rFonts w:ascii="Courier New" w:hAnsi="Courier New" w:cs="Courier New"/>
-          <w:sz w:val="16"/>
-          <w:szCs w:val="16"/>
+        <w:t xml:space="preserve">                        System.out.println("</w:t>
+      </w:r>
+      <w:r>
+        <w:rPr>
+          <w:rFonts w:ascii="Courier New" w:hAnsi="Courier New" w:cs="Courier New"/>
+          <w:sz w:val="16"/>
+          <w:szCs w:val="16"/>
+        </w:rPr>
+        <w:t>Програма</w:t>
+      </w:r>
+      <w:r>
+        <w:rPr>
+          <w:rFonts w:ascii="Courier New" w:hAnsi="Courier New" w:cs="Courier New"/>
+          <w:sz w:val="16"/>
+          <w:szCs w:val="16"/>
+          <w:lang w:val="en-US"/>
+        </w:rPr>
+        <w:t xml:space="preserve"> </w:t>
+      </w:r>
+      <w:r>
+        <w:rPr>
+          <w:rFonts w:ascii="Courier New" w:hAnsi="Courier New" w:cs="Courier New"/>
+          <w:sz w:val="16"/>
+          <w:szCs w:val="16"/>
+        </w:rPr>
+        <w:t>завершує</w:t>
+      </w:r>
+      <w:r>
+        <w:rPr>
+          <w:rFonts w:ascii="Courier New" w:hAnsi="Courier New" w:cs="Courier New"/>
+          <w:sz w:val="16"/>
+          <w:szCs w:val="16"/>
+          <w:lang w:val="en-US"/>
+        </w:rPr>
+        <w:t xml:space="preserve"> </w:t>
+      </w:r>
+      <w:r>
+        <w:rPr>
+          <w:rFonts w:ascii="Courier New" w:hAnsi="Courier New" w:cs="Courier New"/>
+          <w:sz w:val="16"/>
+          <w:szCs w:val="16"/>
+        </w:rPr>
+        <w:t>роботу</w:t>
+      </w:r>
+      <w:r>
+        <w:rPr>
+          <w:rFonts w:ascii="Courier New" w:hAnsi="Courier New" w:cs="Courier New"/>
+          <w:sz w:val="16"/>
+          <w:szCs w:val="16"/>
+          <w:lang w:val="en-US"/>
+        </w:rPr>
+        <w:t>.");</w:t>
+      </w:r>
+      <w:r>
+        <w:rPr>
+          <w:rFonts w:ascii="Courier New" w:hAnsi="Courier New" w:cs="Courier New"/>
+          <w:sz w:val="16"/>
+          <w:szCs w:val="16"/>
+          <w:lang w:val="en-US"/>
         </w:rPr>
         <w:br/>
         <w:t xml:space="preserve">                        return;</w:t>
@@ -10167,6 +10854,7 @@
           <w:rFonts w:ascii="Courier New" w:hAnsi="Courier New" w:cs="Courier New"/>
           <w:sz w:val="16"/>
           <w:szCs w:val="16"/>
+          <w:lang w:val="en-US"/>
         </w:rPr>
         <w:br/>
         <w:t xml:space="preserve">                    }</w:t>
@@ -10176,6 +10864,7 @@
           <w:rFonts w:ascii="Courier New" w:hAnsi="Courier New" w:cs="Courier New"/>
           <w:sz w:val="16"/>
           <w:szCs w:val="16"/>
+          <w:lang w:val="en-US"/>
         </w:rPr>
         <w:br/>
         <w:t xml:space="preserve">                    if (step &gt; 0) {</w:t>
@@ -10185,6 +10874,7 @@
           <w:rFonts w:ascii="Courier New" w:hAnsi="Courier New" w:cs="Courier New"/>
           <w:sz w:val="16"/>
           <w:szCs w:val="16"/>
+          <w:lang w:val="en-US"/>
         </w:rPr>
         <w:br/>
         <w:t xml:space="preserve">                        break;</w:t>
@@ -10194,6 +10884,7 @@
           <w:rFonts w:ascii="Courier New" w:hAnsi="Courier New" w:cs="Courier New"/>
           <w:sz w:val="16"/>
           <w:szCs w:val="16"/>
+          <w:lang w:val="en-US"/>
         </w:rPr>
         <w:br/>
         <w:t xml:space="preserve">                    }</w:t>
@@ -10203,6 +10894,7 @@
           <w:rFonts w:ascii="Courier New" w:hAnsi="Courier New" w:cs="Courier New"/>
           <w:sz w:val="16"/>
           <w:szCs w:val="16"/>
+          <w:lang w:val="en-US"/>
         </w:rPr>
         <w:br/>
         <w:t xml:space="preserve">                } catch (NumberFormatException e) {</w:t>
@@ -10212,6 +10904,7 @@
           <w:rFonts w:ascii="Courier New" w:hAnsi="Courier New" w:cs="Courier New"/>
           <w:sz w:val="16"/>
           <w:szCs w:val="16"/>
+          <w:lang w:val="en-US"/>
         </w:rPr>
         <w:br/>
       </w:r>
@@ -10220,6 +10913,7 @@
           <w:rFonts w:ascii="Courier New" w:hAnsi="Courier New" w:cs="Courier New"/>
           <w:sz w:val="16"/>
           <w:szCs w:val="16"/>
+          <w:lang w:val="en-US"/>
         </w:rPr>
         <w:br/>
         <w:t xml:space="preserve">                }</w:t>
@@ -10229,15 +10923,214 @@
           <w:rFonts w:ascii="Courier New" w:hAnsi="Courier New" w:cs="Courier New"/>
           <w:sz w:val="16"/>
           <w:szCs w:val="16"/>
+          <w:lang w:val="en-US"/>
         </w:rPr>
         <w:br/>
-        <w:t xml:space="preserve">                System.out.println("Помилка вводу. Будь ласка, введіть ціле додатне число або 0 для виходу.");</w:t>
-      </w:r>
-      <w:r>
-        <w:rPr>
-          <w:rFonts w:ascii="Courier New" w:hAnsi="Courier New" w:cs="Courier New"/>
-          <w:sz w:val="16"/>
-          <w:szCs w:val="16"/>
+        <w:t xml:space="preserve">                System.out.println("</w:t>
+      </w:r>
+      <w:r>
+        <w:rPr>
+          <w:rFonts w:ascii="Courier New" w:hAnsi="Courier New" w:cs="Courier New"/>
+          <w:sz w:val="16"/>
+          <w:szCs w:val="16"/>
+        </w:rPr>
+        <w:t>Помилка</w:t>
+      </w:r>
+      <w:r>
+        <w:rPr>
+          <w:rFonts w:ascii="Courier New" w:hAnsi="Courier New" w:cs="Courier New"/>
+          <w:sz w:val="16"/>
+          <w:szCs w:val="16"/>
+          <w:lang w:val="en-US"/>
+        </w:rPr>
+        <w:t xml:space="preserve"> </w:t>
+      </w:r>
+      <w:r>
+        <w:rPr>
+          <w:rFonts w:ascii="Courier New" w:hAnsi="Courier New" w:cs="Courier New"/>
+          <w:sz w:val="16"/>
+          <w:szCs w:val="16"/>
+        </w:rPr>
+        <w:t>вводу</w:t>
+      </w:r>
+      <w:r>
+        <w:rPr>
+          <w:rFonts w:ascii="Courier New" w:hAnsi="Courier New" w:cs="Courier New"/>
+          <w:sz w:val="16"/>
+          <w:szCs w:val="16"/>
+          <w:lang w:val="en-US"/>
+        </w:rPr>
+        <w:t>.</w:t>
+      </w:r>
+      <w:proofErr w:type="gramEnd"/>
+      <w:r>
+        <w:rPr>
+          <w:rFonts w:ascii="Courier New" w:hAnsi="Courier New" w:cs="Courier New"/>
+          <w:sz w:val="16"/>
+          <w:szCs w:val="16"/>
+          <w:lang w:val="en-US"/>
+        </w:rPr>
+        <w:t xml:space="preserve"> </w:t>
+      </w:r>
+      <w:r>
+        <w:rPr>
+          <w:rFonts w:ascii="Courier New" w:hAnsi="Courier New" w:cs="Courier New"/>
+          <w:sz w:val="16"/>
+          <w:szCs w:val="16"/>
+        </w:rPr>
+        <w:t>Будь</w:t>
+      </w:r>
+      <w:r>
+        <w:rPr>
+          <w:rFonts w:ascii="Courier New" w:hAnsi="Courier New" w:cs="Courier New"/>
+          <w:sz w:val="16"/>
+          <w:szCs w:val="16"/>
+          <w:lang w:val="en-US"/>
+        </w:rPr>
+        <w:t xml:space="preserve"> </w:t>
+      </w:r>
+      <w:r>
+        <w:rPr>
+          <w:rFonts w:ascii="Courier New" w:hAnsi="Courier New" w:cs="Courier New"/>
+          <w:sz w:val="16"/>
+          <w:szCs w:val="16"/>
+        </w:rPr>
+        <w:t>ласка</w:t>
+      </w:r>
+      <w:r>
+        <w:rPr>
+          <w:rFonts w:ascii="Courier New" w:hAnsi="Courier New" w:cs="Courier New"/>
+          <w:sz w:val="16"/>
+          <w:szCs w:val="16"/>
+          <w:lang w:val="en-US"/>
+        </w:rPr>
+        <w:t xml:space="preserve">, </w:t>
+      </w:r>
+      <w:r>
+        <w:rPr>
+          <w:rFonts w:ascii="Courier New" w:hAnsi="Courier New" w:cs="Courier New"/>
+          <w:sz w:val="16"/>
+          <w:szCs w:val="16"/>
+        </w:rPr>
+        <w:t>введіть</w:t>
+      </w:r>
+      <w:r>
+        <w:rPr>
+          <w:rFonts w:ascii="Courier New" w:hAnsi="Courier New" w:cs="Courier New"/>
+          <w:sz w:val="16"/>
+          <w:szCs w:val="16"/>
+          <w:lang w:val="en-US"/>
+        </w:rPr>
+        <w:t xml:space="preserve"> </w:t>
+      </w:r>
+      <w:r>
+        <w:rPr>
+          <w:rFonts w:ascii="Courier New" w:hAnsi="Courier New" w:cs="Courier New"/>
+          <w:sz w:val="16"/>
+          <w:szCs w:val="16"/>
+        </w:rPr>
+        <w:t>ціле</w:t>
+      </w:r>
+      <w:r>
+        <w:rPr>
+          <w:rFonts w:ascii="Courier New" w:hAnsi="Courier New" w:cs="Courier New"/>
+          <w:sz w:val="16"/>
+          <w:szCs w:val="16"/>
+          <w:lang w:val="en-US"/>
+        </w:rPr>
+        <w:t xml:space="preserve"> </w:t>
+      </w:r>
+      <w:r>
+        <w:rPr>
+          <w:rFonts w:ascii="Courier New" w:hAnsi="Courier New" w:cs="Courier New"/>
+          <w:sz w:val="16"/>
+          <w:szCs w:val="16"/>
+        </w:rPr>
+        <w:t>додатне</w:t>
+      </w:r>
+      <w:r>
+        <w:rPr>
+          <w:rFonts w:ascii="Courier New" w:hAnsi="Courier New" w:cs="Courier New"/>
+          <w:sz w:val="16"/>
+          <w:szCs w:val="16"/>
+          <w:lang w:val="en-US"/>
+        </w:rPr>
+        <w:t xml:space="preserve"> </w:t>
+      </w:r>
+      <w:r>
+        <w:rPr>
+          <w:rFonts w:ascii="Courier New" w:hAnsi="Courier New" w:cs="Courier New"/>
+          <w:sz w:val="16"/>
+          <w:szCs w:val="16"/>
+        </w:rPr>
+        <w:t>число</w:t>
+      </w:r>
+      <w:r>
+        <w:rPr>
+          <w:rFonts w:ascii="Courier New" w:hAnsi="Courier New" w:cs="Courier New"/>
+          <w:sz w:val="16"/>
+          <w:szCs w:val="16"/>
+          <w:lang w:val="en-US"/>
+        </w:rPr>
+        <w:t xml:space="preserve"> </w:t>
+      </w:r>
+      <w:r>
+        <w:rPr>
+          <w:rFonts w:ascii="Courier New" w:hAnsi="Courier New" w:cs="Courier New"/>
+          <w:sz w:val="16"/>
+          <w:szCs w:val="16"/>
+        </w:rPr>
+        <w:t>або</w:t>
+      </w:r>
+      <w:r>
+        <w:rPr>
+          <w:rFonts w:ascii="Courier New" w:hAnsi="Courier New" w:cs="Courier New"/>
+          <w:sz w:val="16"/>
+          <w:szCs w:val="16"/>
+          <w:lang w:val="en-US"/>
+        </w:rPr>
+        <w:t xml:space="preserve"> 0 </w:t>
+      </w:r>
+      <w:r>
+        <w:rPr>
+          <w:rFonts w:ascii="Courier New" w:hAnsi="Courier New" w:cs="Courier New"/>
+          <w:sz w:val="16"/>
+          <w:szCs w:val="16"/>
+        </w:rPr>
+        <w:t>для</w:t>
+      </w:r>
+      <w:r>
+        <w:rPr>
+          <w:rFonts w:ascii="Courier New" w:hAnsi="Courier New" w:cs="Courier New"/>
+          <w:sz w:val="16"/>
+          <w:szCs w:val="16"/>
+          <w:lang w:val="en-US"/>
+        </w:rPr>
+        <w:t xml:space="preserve"> </w:t>
+      </w:r>
+      <w:r>
+        <w:rPr>
+          <w:rFonts w:ascii="Courier New" w:hAnsi="Courier New" w:cs="Courier New"/>
+          <w:sz w:val="16"/>
+          <w:szCs w:val="16"/>
+        </w:rPr>
+        <w:t>виходу</w:t>
+      </w:r>
+      <w:r>
+        <w:rPr>
+          <w:rFonts w:ascii="Courier New" w:hAnsi="Courier New" w:cs="Courier New"/>
+          <w:sz w:val="16"/>
+          <w:szCs w:val="16"/>
+          <w:lang w:val="en-US"/>
+        </w:rPr>
+        <w:t>.");</w:t>
+      </w:r>
+      <w:r>
+        <w:rPr>
+          <w:rFonts w:ascii="Courier New" w:hAnsi="Courier New" w:cs="Courier New"/>
+          <w:sz w:val="16"/>
+          <w:szCs w:val="16"/>
+          <w:lang w:val="en-US"/>
         </w:rPr>
         <w:br/>
         <w:t xml:space="preserve">            }</w:t>
@@ -10247,6 +11140,7 @@
           <w:rFonts w:ascii="Courier New" w:hAnsi="Courier New" w:cs="Courier New"/>
           <w:sz w:val="16"/>
           <w:szCs w:val="16"/>
+          <w:lang w:val="en-US"/>
         </w:rPr>
         <w:br/>
       </w:r>
@@ -10255,6 +11149,7 @@
           <w:rFonts w:ascii="Courier New" w:hAnsi="Courier New" w:cs="Courier New"/>
           <w:sz w:val="16"/>
           <w:szCs w:val="16"/>
+          <w:lang w:val="en-US"/>
         </w:rPr>
         <w:br/>
         <w:t xml:space="preserve">            int[] times;</w:t>
@@ -10264,6 +11159,7 @@
           <w:rFonts w:ascii="Courier New" w:hAnsi="Courier New" w:cs="Courier New"/>
           <w:sz w:val="16"/>
           <w:szCs w:val="16"/>
+          <w:lang w:val="en-US"/>
         </w:rPr>
         <w:br/>
         <w:t xml:space="preserve">            while (true) {</w:t>
@@ -10273,15 +11169,153 @@
           <w:rFonts w:ascii="Courier New" w:hAnsi="Courier New" w:cs="Courier New"/>
           <w:sz w:val="16"/>
           <w:szCs w:val="16"/>
+          <w:lang w:val="en-US"/>
         </w:rPr>
         <w:br/>
-        <w:t xml:space="preserve">                System.out.println("Введіть час роботи потоків у секундах через пробіл");</w:t>
-      </w:r>
-      <w:r>
-        <w:rPr>
-          <w:rFonts w:ascii="Courier New" w:hAnsi="Courier New" w:cs="Courier New"/>
-          <w:sz w:val="16"/>
-          <w:szCs w:val="16"/>
+        <w:t xml:space="preserve">                System.out.println("</w:t>
+      </w:r>
+      <w:r>
+        <w:rPr>
+          <w:rFonts w:ascii="Courier New" w:hAnsi="Courier New" w:cs="Courier New"/>
+          <w:sz w:val="16"/>
+          <w:szCs w:val="16"/>
+        </w:rPr>
+        <w:t>Введіть</w:t>
+      </w:r>
+      <w:r>
+        <w:rPr>
+          <w:rFonts w:ascii="Courier New" w:hAnsi="Courier New" w:cs="Courier New"/>
+          <w:sz w:val="16"/>
+          <w:szCs w:val="16"/>
+          <w:lang w:val="en-US"/>
+        </w:rPr>
+        <w:t xml:space="preserve"> </w:t>
+      </w:r>
+      <w:r>
+        <w:rPr>
+          <w:rFonts w:ascii="Courier New" w:hAnsi="Courier New" w:cs="Courier New"/>
+          <w:sz w:val="16"/>
+          <w:szCs w:val="16"/>
+        </w:rPr>
+        <w:t>час</w:t>
+      </w:r>
+      <w:r>
+        <w:rPr>
+          <w:rFonts w:ascii="Courier New" w:hAnsi="Courier New" w:cs="Courier New"/>
+          <w:sz w:val="16"/>
+          <w:szCs w:val="16"/>
+          <w:lang w:val="en-US"/>
+        </w:rPr>
+        <w:t xml:space="preserve"> </w:t>
+      </w:r>
+      <w:r>
+        <w:rPr>
+          <w:rFonts w:ascii="Courier New" w:hAnsi="Courier New" w:cs="Courier New"/>
+          <w:sz w:val="16"/>
+          <w:szCs w:val="16"/>
+        </w:rPr>
+        <w:t>роботи</w:t>
+      </w:r>
+      <w:r>
+        <w:rPr>
+          <w:rFonts w:ascii="Courier New" w:hAnsi="Courier New" w:cs="Courier New"/>
+          <w:sz w:val="16"/>
+          <w:szCs w:val="16"/>
+          <w:lang w:val="en-US"/>
+        </w:rPr>
+        <w:t xml:space="preserve"> </w:t>
+      </w:r>
+      <w:r>
+        <w:rPr>
+          <w:rFonts w:ascii="Courier New" w:hAnsi="Courier New" w:cs="Courier New"/>
+          <w:sz w:val="16"/>
+          <w:szCs w:val="16"/>
+        </w:rPr>
+        <w:t>потоків</w:t>
+      </w:r>
+      <w:r>
+        <w:rPr>
+          <w:rFonts w:ascii="Courier New" w:hAnsi="Courier New" w:cs="Courier New"/>
+          <w:sz w:val="16"/>
+          <w:szCs w:val="16"/>
+          <w:lang w:val="en-US"/>
+        </w:rPr>
+        <w:t xml:space="preserve"> </w:t>
+      </w:r>
+      <w:r>
+        <w:rPr>
+          <w:rFonts w:ascii="Courier New" w:hAnsi="Courier New" w:cs="Courier New"/>
+          <w:sz w:val="16"/>
+          <w:szCs w:val="16"/>
+        </w:rPr>
+        <w:t>у</w:t>
+      </w:r>
+      <w:r>
+        <w:rPr>
+          <w:rFonts w:ascii="Courier New" w:hAnsi="Courier New" w:cs="Courier New"/>
+          <w:sz w:val="16"/>
+          <w:szCs w:val="16"/>
+          <w:lang w:val="en-US"/>
+        </w:rPr>
+        <w:t xml:space="preserve"> </w:t>
+      </w:r>
+      <w:r>
+        <w:rPr>
+          <w:rFonts w:ascii="Courier New" w:hAnsi="Courier New" w:cs="Courier New"/>
+          <w:sz w:val="16"/>
+          <w:szCs w:val="16"/>
+        </w:rPr>
+        <w:t>секундах</w:t>
+      </w:r>
+      <w:r>
+        <w:rPr>
+          <w:rFonts w:ascii="Courier New" w:hAnsi="Courier New" w:cs="Courier New"/>
+          <w:sz w:val="16"/>
+          <w:szCs w:val="16"/>
+          <w:lang w:val="en-US"/>
+        </w:rPr>
+        <w:t xml:space="preserve"> </w:t>
+      </w:r>
+      <w:r>
+        <w:rPr>
+          <w:rFonts w:ascii="Courier New" w:hAnsi="Courier New" w:cs="Courier New"/>
+          <w:sz w:val="16"/>
+          <w:szCs w:val="16"/>
+        </w:rPr>
+        <w:t>через</w:t>
+      </w:r>
+      <w:r>
+        <w:rPr>
+          <w:rFonts w:ascii="Courier New" w:hAnsi="Courier New" w:cs="Courier New"/>
+          <w:sz w:val="16"/>
+          <w:szCs w:val="16"/>
+          <w:lang w:val="en-US"/>
+        </w:rPr>
+        <w:t xml:space="preserve"> </w:t>
+      </w:r>
+      <w:r>
+        <w:rPr>
+          <w:rFonts w:ascii="Courier New" w:hAnsi="Courier New" w:cs="Courier New"/>
+          <w:sz w:val="16"/>
+          <w:szCs w:val="16"/>
+        </w:rPr>
+        <w:t>пробіл</w:t>
+      </w:r>
+      <w:r>
+        <w:rPr>
+          <w:rFonts w:ascii="Courier New" w:hAnsi="Courier New" w:cs="Courier New"/>
+          <w:sz w:val="16"/>
+          <w:szCs w:val="16"/>
+          <w:lang w:val="en-US"/>
+        </w:rPr>
+        <w:t>");</w:t>
+      </w:r>
+      <w:r>
+        <w:rPr>
+          <w:rFonts w:ascii="Courier New" w:hAnsi="Courier New" w:cs="Courier New"/>
+          <w:sz w:val="16"/>
+          <w:szCs w:val="16"/>
+          <w:lang w:val="en-US"/>
         </w:rPr>
         <w:br/>
         <w:t xml:space="preserve">                String input = scanner.nextLine();</w:t>
@@ -10291,6 +11325,7 @@
           <w:rFonts w:ascii="Courier New" w:hAnsi="Courier New" w:cs="Courier New"/>
           <w:sz w:val="16"/>
           <w:szCs w:val="16"/>
+          <w:lang w:val="en-US"/>
         </w:rPr>
         <w:br/>
       </w:r>
@@ -10299,6 +11334,7 @@
           <w:rFonts w:ascii="Courier New" w:hAnsi="Courier New" w:cs="Courier New"/>
           <w:sz w:val="16"/>
           <w:szCs w:val="16"/>
+          <w:lang w:val="en-US"/>
         </w:rPr>
         <w:br/>
         <w:t xml:space="preserve">                if (input == null || input.trim().isEmpty()) {</w:t>
@@ -10308,6 +11344,7 @@
           <w:rFonts w:ascii="Courier New" w:hAnsi="Courier New" w:cs="Courier New"/>
           <w:sz w:val="16"/>
           <w:szCs w:val="16"/>
+          <w:lang w:val="en-US"/>
         </w:rPr>
         <w:br/>
         <w:t xml:space="preserve">                    continue;</w:t>
@@ -10317,6 +11354,7 @@
           <w:rFonts w:ascii="Courier New" w:hAnsi="Courier New" w:cs="Courier New"/>
           <w:sz w:val="16"/>
           <w:szCs w:val="16"/>
+          <w:lang w:val="en-US"/>
         </w:rPr>
         <w:br/>
         <w:t xml:space="preserve">                }</w:t>
@@ -10326,6 +11364,7 @@
           <w:rFonts w:ascii="Courier New" w:hAnsi="Courier New" w:cs="Courier New"/>
           <w:sz w:val="16"/>
           <w:szCs w:val="16"/>
+          <w:lang w:val="en-US"/>
         </w:rPr>
         <w:br/>
       </w:r>
@@ -10334,6 +11373,7 @@
           <w:rFonts w:ascii="Courier New" w:hAnsi="Courier New" w:cs="Courier New"/>
           <w:sz w:val="16"/>
           <w:szCs w:val="16"/>
+          <w:lang w:val="en-US"/>
         </w:rPr>
         <w:br/>
         <w:t xml:space="preserve">                String[] timesStr = input.trim().split("\\s+");</w:t>
@@ -10343,6 +11383,7 @@
           <w:rFonts w:ascii="Courier New" w:hAnsi="Courier New" w:cs="Courier New"/>
           <w:sz w:val="16"/>
           <w:szCs w:val="16"/>
+          <w:lang w:val="en-US"/>
         </w:rPr>
         <w:br/>
         <w:t xml:space="preserve">                times = new int[timesStr.length];</w:t>
@@ -10352,6 +11393,7 @@
           <w:rFonts w:ascii="Courier New" w:hAnsi="Courier New" w:cs="Courier New"/>
           <w:sz w:val="16"/>
           <w:szCs w:val="16"/>
+          <w:lang w:val="en-US"/>
         </w:rPr>
         <w:br/>
         <w:t xml:space="preserve">                boolean allValid = true;</w:t>
@@ -10361,6 +11403,7 @@
           <w:rFonts w:ascii="Courier New" w:hAnsi="Courier New" w:cs="Courier New"/>
           <w:sz w:val="16"/>
           <w:szCs w:val="16"/>
+          <w:lang w:val="en-US"/>
         </w:rPr>
         <w:br/>
       </w:r>
@@ -10369,6 +11412,7 @@
           <w:rFonts w:ascii="Courier New" w:hAnsi="Courier New" w:cs="Courier New"/>
           <w:sz w:val="16"/>
           <w:szCs w:val="16"/>
+          <w:lang w:val="en-US"/>
         </w:rPr>
         <w:br/>
         <w:t xml:space="preserve">                for (int i = 0; i &lt; timesStr.length; i++) {</w:t>
@@ -10378,6 +11422,7 @@
           <w:rFonts w:ascii="Courier New" w:hAnsi="Courier New" w:cs="Courier New"/>
           <w:sz w:val="16"/>
           <w:szCs w:val="16"/>
+          <w:lang w:val="en-US"/>
         </w:rPr>
         <w:br/>
         <w:t xml:space="preserve">                    try {</w:t>
@@ -10387,6 +11432,7 @@
           <w:rFonts w:ascii="Courier New" w:hAnsi="Courier New" w:cs="Courier New"/>
           <w:sz w:val="16"/>
           <w:szCs w:val="16"/>
+          <w:lang w:val="en-US"/>
         </w:rPr>
         <w:br/>
         <w:t xml:space="preserve">                        times[i] = Integer.parseInt(timesStr[i]);</w:t>
@@ -10396,6 +11442,7 @@
           <w:rFonts w:ascii="Courier New" w:hAnsi="Courier New" w:cs="Courier New"/>
           <w:sz w:val="16"/>
           <w:szCs w:val="16"/>
+          <w:lang w:val="en-US"/>
         </w:rPr>
         <w:br/>
         <w:t xml:space="preserve">                        if (times[i] &lt;= 0) {</w:t>
@@ -10405,6 +11452,7 @@
           <w:rFonts w:ascii="Courier New" w:hAnsi="Courier New" w:cs="Courier New"/>
           <w:sz w:val="16"/>
           <w:szCs w:val="16"/>
+          <w:lang w:val="en-US"/>
         </w:rPr>
         <w:br/>
         <w:t xml:space="preserve">                            allValid = false;</w:t>
@@ -10414,6 +11462,7 @@
           <w:rFonts w:ascii="Courier New" w:hAnsi="Courier New" w:cs="Courier New"/>
           <w:sz w:val="16"/>
           <w:szCs w:val="16"/>
+          <w:lang w:val="en-US"/>
         </w:rPr>
         <w:br/>
         <w:t xml:space="preserve">                            break;</w:t>
@@ -10423,6 +11472,7 @@
           <w:rFonts w:ascii="Courier New" w:hAnsi="Courier New" w:cs="Courier New"/>
           <w:sz w:val="16"/>
           <w:szCs w:val="16"/>
+          <w:lang w:val="en-US"/>
         </w:rPr>
         <w:br/>
         <w:t xml:space="preserve">                        }</w:t>
@@ -10432,6 +11482,7 @@
           <w:rFonts w:ascii="Courier New" w:hAnsi="Courier New" w:cs="Courier New"/>
           <w:sz w:val="16"/>
           <w:szCs w:val="16"/>
+          <w:lang w:val="en-US"/>
         </w:rPr>
         <w:br/>
         <w:t xml:space="preserve">                    } catch (NumberFormatException e) {</w:t>
@@ -10441,6 +11492,7 @@
           <w:rFonts w:ascii="Courier New" w:hAnsi="Courier New" w:cs="Courier New"/>
           <w:sz w:val="16"/>
           <w:szCs w:val="16"/>
+          <w:lang w:val="en-US"/>
         </w:rPr>
         <w:br/>
         <w:t xml:space="preserve">                        allValid = false;</w:t>
@@ -10450,6 +11502,7 @@
           <w:rFonts w:ascii="Courier New" w:hAnsi="Courier New" w:cs="Courier New"/>
           <w:sz w:val="16"/>
           <w:szCs w:val="16"/>
+          <w:lang w:val="en-US"/>
         </w:rPr>
         <w:br/>
         <w:t xml:space="preserve">                        break;</w:t>
@@ -10459,6 +11512,7 @@
           <w:rFonts w:ascii="Courier New" w:hAnsi="Courier New" w:cs="Courier New"/>
           <w:sz w:val="16"/>
           <w:szCs w:val="16"/>
+          <w:lang w:val="en-US"/>
         </w:rPr>
         <w:br/>
         <w:t xml:space="preserve">                    }</w:t>
@@ -10468,6 +11522,7 @@
           <w:rFonts w:ascii="Courier New" w:hAnsi="Courier New" w:cs="Courier New"/>
           <w:sz w:val="16"/>
           <w:szCs w:val="16"/>
+          <w:lang w:val="en-US"/>
         </w:rPr>
         <w:br/>
         <w:t xml:space="preserve">                }</w:t>
@@ -10477,6 +11532,7 @@
           <w:rFonts w:ascii="Courier New" w:hAnsi="Courier New" w:cs="Courier New"/>
           <w:sz w:val="16"/>
           <w:szCs w:val="16"/>
+          <w:lang w:val="en-US"/>
         </w:rPr>
         <w:br/>
       </w:r>
@@ -10485,6 +11541,7 @@
           <w:rFonts w:ascii="Courier New" w:hAnsi="Courier New" w:cs="Courier New"/>
           <w:sz w:val="16"/>
           <w:szCs w:val="16"/>
+          <w:lang w:val="en-US"/>
         </w:rPr>
         <w:br/>
         <w:t xml:space="preserve">                if (allValid) {</w:t>
@@ -10494,6 +11551,7 @@
           <w:rFonts w:ascii="Courier New" w:hAnsi="Courier New" w:cs="Courier New"/>
           <w:sz w:val="16"/>
           <w:szCs w:val="16"/>
+          <w:lang w:val="en-US"/>
         </w:rPr>
         <w:br/>
         <w:t xml:space="preserve">                    break;</w:t>
@@ -10503,6 +11561,7 @@
           <w:rFonts w:ascii="Courier New" w:hAnsi="Courier New" w:cs="Courier New"/>
           <w:sz w:val="16"/>
           <w:szCs w:val="16"/>
+          <w:lang w:val="en-US"/>
         </w:rPr>
         <w:br/>
         <w:t xml:space="preserve">                }</w:t>
@@ -10512,15 +11571,221 @@
           <w:rFonts w:ascii="Courier New" w:hAnsi="Courier New" w:cs="Courier New"/>
           <w:sz w:val="16"/>
           <w:szCs w:val="16"/>
+          <w:lang w:val="en-US"/>
         </w:rPr>
         <w:br/>
-        <w:t xml:space="preserve">                System.out.println("Помилка вводу. Переконайтеся, що ви ввели лише цілі додатні числа через пробіл.");</w:t>
-      </w:r>
-      <w:r>
-        <w:rPr>
-          <w:rFonts w:ascii="Courier New" w:hAnsi="Courier New" w:cs="Courier New"/>
-          <w:sz w:val="16"/>
-          <w:szCs w:val="16"/>
+        <w:t xml:space="preserve">                System.out.println("</w:t>
+      </w:r>
+      <w:r>
+        <w:rPr>
+          <w:rFonts w:ascii="Courier New" w:hAnsi="Courier New" w:cs="Courier New"/>
+          <w:sz w:val="16"/>
+          <w:szCs w:val="16"/>
+        </w:rPr>
+        <w:t>Помилка</w:t>
+      </w:r>
+      <w:r>
+        <w:rPr>
+          <w:rFonts w:ascii="Courier New" w:hAnsi="Courier New" w:cs="Courier New"/>
+          <w:sz w:val="16"/>
+          <w:szCs w:val="16"/>
+          <w:lang w:val="en-US"/>
+        </w:rPr>
+        <w:t xml:space="preserve"> </w:t>
+      </w:r>
+      <w:r>
+        <w:rPr>
+          <w:rFonts w:ascii="Courier New" w:hAnsi="Courier New" w:cs="Courier New"/>
+          <w:sz w:val="16"/>
+          <w:szCs w:val="16"/>
+        </w:rPr>
+        <w:t>вводу</w:t>
+      </w:r>
+      <w:r>
+        <w:rPr>
+          <w:rFonts w:ascii="Courier New" w:hAnsi="Courier New" w:cs="Courier New"/>
+          <w:sz w:val="16"/>
+          <w:szCs w:val="16"/>
+          <w:lang w:val="en-US"/>
+        </w:rPr>
+        <w:t xml:space="preserve">. </w:t>
+      </w:r>
+      <w:r>
+        <w:rPr>
+          <w:rFonts w:ascii="Courier New" w:hAnsi="Courier New" w:cs="Courier New"/>
+          <w:sz w:val="16"/>
+          <w:szCs w:val="16"/>
+        </w:rPr>
+        <w:t>Переконайтеся</w:t>
+      </w:r>
+      <w:r>
+        <w:rPr>
+          <w:rFonts w:ascii="Courier New" w:hAnsi="Courier New" w:cs="Courier New"/>
+          <w:sz w:val="16"/>
+          <w:szCs w:val="16"/>
+          <w:lang w:val="en-US"/>
+        </w:rPr>
+        <w:t xml:space="preserve">, </w:t>
+      </w:r>
+      <w:r>
+        <w:rPr>
+          <w:rFonts w:ascii="Courier New" w:hAnsi="Courier New" w:cs="Courier New"/>
+          <w:sz w:val="16"/>
+          <w:szCs w:val="16"/>
+        </w:rPr>
+        <w:t>що</w:t>
+      </w:r>
+      <w:r>
+        <w:rPr>
+          <w:rFonts w:ascii="Courier New" w:hAnsi="Courier New" w:cs="Courier New"/>
+          <w:sz w:val="16"/>
+          <w:szCs w:val="16"/>
+          <w:lang w:val="en-US"/>
+        </w:rPr>
+        <w:t xml:space="preserve"> </w:t>
+      </w:r>
+      <w:r>
+        <w:rPr>
+          <w:rFonts w:ascii="Courier New" w:hAnsi="Courier New" w:cs="Courier New"/>
+          <w:sz w:val="16"/>
+          <w:szCs w:val="16"/>
+        </w:rPr>
+        <w:t>ви</w:t>
+      </w:r>
+      <w:r>
+        <w:rPr>
+          <w:rFonts w:ascii="Courier New" w:hAnsi="Courier New" w:cs="Courier New"/>
+          <w:sz w:val="16"/>
+          <w:szCs w:val="16"/>
+          <w:lang w:val="en-US"/>
+        </w:rPr>
+        <w:t xml:space="preserve"> </w:t>
+      </w:r>
+      <w:r>
+        <w:rPr>
+          <w:rFonts w:ascii="Courier New" w:hAnsi="Courier New" w:cs="Courier New"/>
+          <w:sz w:val="16"/>
+          <w:szCs w:val="16"/>
+        </w:rPr>
+        <w:t>ввели</w:t>
+      </w:r>
+      <w:r>
+        <w:rPr>
+          <w:rFonts w:ascii="Courier New" w:hAnsi="Courier New" w:cs="Courier New"/>
+          <w:sz w:val="16"/>
+          <w:szCs w:val="16"/>
+          <w:lang w:val="en-US"/>
+        </w:rPr>
+        <w:t xml:space="preserve"> </w:t>
+      </w:r>
+      <w:r>
+        <w:rPr>
+          <w:rFonts w:ascii="Courier New" w:hAnsi="Courier New" w:cs="Courier New"/>
+          <w:sz w:val="16"/>
+          <w:szCs w:val="16"/>
+        </w:rPr>
+        <w:t>лише</w:t>
+      </w:r>
+      <w:r>
+        <w:rPr>
+          <w:rFonts w:ascii="Courier New" w:hAnsi="Courier New" w:cs="Courier New"/>
+          <w:sz w:val="16"/>
+          <w:szCs w:val="16"/>
+          <w:lang w:val="en-US"/>
+        </w:rPr>
+        <w:t xml:space="preserve"> </w:t>
+      </w:r>
+      <w:r>
+        <w:rPr>
+          <w:rFonts w:ascii="Courier New" w:hAnsi="Courier New" w:cs="Courier New"/>
+          <w:sz w:val="16"/>
+          <w:szCs w:val="16"/>
+        </w:rPr>
+        <w:t>цілі</w:t>
+      </w:r>
+      <w:r>
+        <w:rPr>
+          <w:rFonts w:ascii="Courier New" w:hAnsi="Courier New" w:cs="Courier New"/>
+          <w:sz w:val="16"/>
+          <w:szCs w:val="16"/>
+          <w:lang w:val="en-US"/>
+        </w:rPr>
+        <w:t xml:space="preserve"> </w:t>
+      </w:r>
+      <w:r>
+        <w:rPr>
+          <w:rFonts w:ascii="Courier New" w:hAnsi="Courier New" w:cs="Courier New"/>
+          <w:sz w:val="16"/>
+          <w:szCs w:val="16"/>
+        </w:rPr>
+        <w:t>додатні</w:t>
+      </w:r>
+      <w:r>
+        <w:rPr>
+          <w:rFonts w:ascii="Courier New" w:hAnsi="Courier New" w:cs="Courier New"/>
+          <w:sz w:val="16"/>
+          <w:szCs w:val="16"/>
+          <w:lang w:val="en-US"/>
+        </w:rPr>
+        <w:t xml:space="preserve"> </w:t>
+      </w:r>
+      <w:r>
+        <w:rPr>
+          <w:rFonts w:ascii="Courier New" w:hAnsi="Courier New" w:cs="Courier New"/>
+          <w:sz w:val="16"/>
+          <w:szCs w:val="16"/>
+        </w:rPr>
+        <w:t>числа</w:t>
+      </w:r>
+      <w:r>
+        <w:rPr>
+          <w:rFonts w:ascii="Courier New" w:hAnsi="Courier New" w:cs="Courier New"/>
+          <w:sz w:val="16"/>
+          <w:szCs w:val="16"/>
+          <w:lang w:val="en-US"/>
+        </w:rPr>
+        <w:t xml:space="preserve"> </w:t>
+      </w:r>
+      <w:r>
+        <w:rPr>
+          <w:rFonts w:ascii="Courier New" w:hAnsi="Courier New" w:cs="Courier New"/>
+          <w:sz w:val="16"/>
+          <w:szCs w:val="16"/>
+        </w:rPr>
+        <w:t>через</w:t>
+      </w:r>
+      <w:r>
+        <w:rPr>
+          <w:rFonts w:ascii="Courier New" w:hAnsi="Courier New" w:cs="Courier New"/>
+          <w:sz w:val="16"/>
+          <w:szCs w:val="16"/>
+          <w:lang w:val="en-US"/>
+        </w:rPr>
+        <w:t xml:space="preserve"> </w:t>
+      </w:r>
+      <w:r>
+        <w:rPr>
+          <w:rFonts w:ascii="Courier New" w:hAnsi="Courier New" w:cs="Courier New"/>
+          <w:sz w:val="16"/>
+          <w:szCs w:val="16"/>
+        </w:rPr>
+        <w:t>пробіл</w:t>
+      </w:r>
+      <w:r>
+        <w:rPr>
+          <w:rFonts w:ascii="Courier New" w:hAnsi="Courier New" w:cs="Courier New"/>
+          <w:sz w:val="16"/>
+          <w:szCs w:val="16"/>
+          <w:lang w:val="en-US"/>
+        </w:rPr>
+        <w:t>.");</w:t>
+      </w:r>
+      <w:r>
+        <w:rPr>
+          <w:rFonts w:ascii="Courier New" w:hAnsi="Courier New" w:cs="Courier New"/>
+          <w:sz w:val="16"/>
+          <w:szCs w:val="16"/>
+          <w:lang w:val="en-US"/>
         </w:rPr>
         <w:br/>
         <w:t xml:space="preserve">            }</w:t>
@@ -10530,6 +11795,7 @@
           <w:rFonts w:ascii="Courier New" w:hAnsi="Courier New" w:cs="Courier New"/>
           <w:sz w:val="16"/>
           <w:szCs w:val="16"/>
+          <w:lang w:val="en-US"/>
         </w:rPr>
         <w:br/>
       </w:r>
@@ -10538,6 +11804,7 @@
           <w:rFonts w:ascii="Courier New" w:hAnsi="Courier New" w:cs="Courier New"/>
           <w:sz w:val="16"/>
           <w:szCs w:val="16"/>
+          <w:lang w:val="en-US"/>
         </w:rPr>
         <w:br/>
         <w:t xml:space="preserve">            int numThreads = times.length;</w:t>
@@ -10547,6 +11814,7 @@
           <w:rFonts w:ascii="Courier New" w:hAnsi="Courier New" w:cs="Courier New"/>
           <w:sz w:val="16"/>
           <w:szCs w:val="16"/>
+          <w:lang w:val="en-US"/>
         </w:rPr>
         <w:br/>
         <w:t xml:space="preserve">            WorkerThread[] workers = new WorkerThread[numThreads];</w:t>
@@ -10556,6 +11824,7 @@
           <w:rFonts w:ascii="Courier New" w:hAnsi="Courier New" w:cs="Courier New"/>
           <w:sz w:val="16"/>
           <w:szCs w:val="16"/>
+          <w:lang w:val="en-US"/>
         </w:rPr>
         <w:br/>
         <w:t xml:space="preserve">            Thread[] stoppers = new Thread[numThreads];</w:t>
@@ -10565,6 +11834,7 @@
           <w:rFonts w:ascii="Courier New" w:hAnsi="Courier New" w:cs="Courier New"/>
           <w:sz w:val="16"/>
           <w:szCs w:val="16"/>
+          <w:lang w:val="en-US"/>
         </w:rPr>
         <w:br/>
       </w:r>
@@ -10573,6 +11843,7 @@
           <w:rFonts w:ascii="Courier New" w:hAnsi="Courier New" w:cs="Courier New"/>
           <w:sz w:val="16"/>
           <w:szCs w:val="16"/>
+          <w:lang w:val="en-US"/>
         </w:rPr>
         <w:br/>
         <w:t xml:space="preserve">            for (int i = 0; i &lt; numThreads; i++) {</w:t>
@@ -10582,6 +11853,7 @@
           <w:rFonts w:ascii="Courier New" w:hAnsi="Courier New" w:cs="Courier New"/>
           <w:sz w:val="16"/>
           <w:szCs w:val="16"/>
+          <w:lang w:val="en-US"/>
         </w:rPr>
         <w:br/>
         <w:t xml:space="preserve">                int timeLimit = times[i];</w:t>
@@ -10591,6 +11863,7 @@
           <w:rFonts w:ascii="Courier New" w:hAnsi="Courier New" w:cs="Courier New"/>
           <w:sz w:val="16"/>
           <w:szCs w:val="16"/>
+          <w:lang w:val="en-US"/>
         </w:rPr>
         <w:br/>
         <w:t xml:space="preserve">                workers[i] = new WorkerThread(i + 1, step, timeLimit);</w:t>
@@ -10600,6 +11873,7 @@
           <w:rFonts w:ascii="Courier New" w:hAnsi="Courier New" w:cs="Courier New"/>
           <w:sz w:val="16"/>
           <w:szCs w:val="16"/>
+          <w:lang w:val="en-US"/>
         </w:rPr>
         <w:br/>
         <w:t xml:space="preserve">                final WorkerThread worker = workers[i];</w:t>
@@ -10609,6 +11883,7 @@
           <w:rFonts w:ascii="Courier New" w:hAnsi="Courier New" w:cs="Courier New"/>
           <w:sz w:val="16"/>
           <w:szCs w:val="16"/>
+          <w:lang w:val="en-US"/>
         </w:rPr>
         <w:br/>
       </w:r>
@@ -10617,6 +11892,7 @@
           <w:rFonts w:ascii="Courier New" w:hAnsi="Courier New" w:cs="Courier New"/>
           <w:sz w:val="16"/>
           <w:szCs w:val="16"/>
+          <w:lang w:val="en-US"/>
         </w:rPr>
         <w:lastRenderedPageBreak/>
         <w:br/>
@@ -10627,6 +11903,7 @@
           <w:rFonts w:ascii="Courier New" w:hAnsi="Courier New" w:cs="Courier New"/>
           <w:sz w:val="16"/>
           <w:szCs w:val="16"/>
+          <w:lang w:val="en-US"/>
         </w:rPr>
         <w:br/>
         <w:t xml:space="preserve">                    try {</w:t>
@@ -10636,6 +11913,7 @@
           <w:rFonts w:ascii="Courier New" w:hAnsi="Courier New" w:cs="Courier New"/>
           <w:sz w:val="16"/>
           <w:szCs w:val="16"/>
+          <w:lang w:val="en-US"/>
         </w:rPr>
         <w:br/>
         <w:t xml:space="preserve">                        Thread.sleep(timeLimit * 1000L);</w:t>
@@ -10645,6 +11923,7 @@
           <w:rFonts w:ascii="Courier New" w:hAnsi="Courier New" w:cs="Courier New"/>
           <w:sz w:val="16"/>
           <w:szCs w:val="16"/>
+          <w:lang w:val="en-US"/>
         </w:rPr>
         <w:br/>
         <w:t xml:space="preserve">                    } catch (InterruptedException e) {</w:t>
@@ -10654,6 +11933,7 @@
           <w:rFonts w:ascii="Courier New" w:hAnsi="Courier New" w:cs="Courier New"/>
           <w:sz w:val="16"/>
           <w:szCs w:val="16"/>
+          <w:lang w:val="en-US"/>
         </w:rPr>
         <w:br/>
         <w:t xml:space="preserve">                        Thread.currentThread().interrupt();</w:t>
@@ -10663,6 +11943,7 @@
           <w:rFonts w:ascii="Courier New" w:hAnsi="Courier New" w:cs="Courier New"/>
           <w:sz w:val="16"/>
           <w:szCs w:val="16"/>
+          <w:lang w:val="en-US"/>
         </w:rPr>
         <w:br/>
         <w:t xml:space="preserve">                    }</w:t>
@@ -10672,6 +11953,7 @@
           <w:rFonts w:ascii="Courier New" w:hAnsi="Courier New" w:cs="Courier New"/>
           <w:sz w:val="16"/>
           <w:szCs w:val="16"/>
+          <w:lang w:val="en-US"/>
         </w:rPr>
         <w:br/>
         <w:t xml:space="preserve">                    worker.stopThread();</w:t>
@@ -10681,6 +11963,7 @@
           <w:rFonts w:ascii="Courier New" w:hAnsi="Courier New" w:cs="Courier New"/>
           <w:sz w:val="16"/>
           <w:szCs w:val="16"/>
+          <w:lang w:val="en-US"/>
         </w:rPr>
         <w:br/>
         <w:t xml:space="preserve">                });</w:t>
@@ -10690,6 +11973,7 @@
           <w:rFonts w:ascii="Courier New" w:hAnsi="Courier New" w:cs="Courier New"/>
           <w:sz w:val="16"/>
           <w:szCs w:val="16"/>
+          <w:lang w:val="en-US"/>
         </w:rPr>
         <w:br/>
         <w:t xml:space="preserve">            }</w:t>
@@ -10699,6 +11983,7 @@
           <w:rFonts w:ascii="Courier New" w:hAnsi="Courier New" w:cs="Courier New"/>
           <w:sz w:val="16"/>
           <w:szCs w:val="16"/>
+          <w:lang w:val="en-US"/>
         </w:rPr>
         <w:br/>
       </w:r>
@@ -10707,6 +11992,7 @@
           <w:rFonts w:ascii="Courier New" w:hAnsi="Courier New" w:cs="Courier New"/>
           <w:sz w:val="16"/>
           <w:szCs w:val="16"/>
+          <w:lang w:val="en-US"/>
         </w:rPr>
         <w:br/>
         <w:t xml:space="preserve">            for (int i = 0; i &lt; numThreads; i++) {</w:t>
@@ -10716,6 +12002,7 @@
           <w:rFonts w:ascii="Courier New" w:hAnsi="Courier New" w:cs="Courier New"/>
           <w:sz w:val="16"/>
           <w:szCs w:val="16"/>
+          <w:lang w:val="en-US"/>
         </w:rPr>
         <w:br/>
         <w:t xml:space="preserve">                workers[i].start();</w:t>
@@ -10725,6 +12012,7 @@
           <w:rFonts w:ascii="Courier New" w:hAnsi="Courier New" w:cs="Courier New"/>
           <w:sz w:val="16"/>
           <w:szCs w:val="16"/>
+          <w:lang w:val="en-US"/>
         </w:rPr>
         <w:br/>
         <w:t xml:space="preserve">                stoppers[i].start();</w:t>
@@ -10734,6 +12022,7 @@
           <w:rFonts w:ascii="Courier New" w:hAnsi="Courier New" w:cs="Courier New"/>
           <w:sz w:val="16"/>
           <w:szCs w:val="16"/>
+          <w:lang w:val="en-US"/>
         </w:rPr>
         <w:br/>
         <w:t xml:space="preserve">            }</w:t>
@@ -10743,6 +12032,7 @@
           <w:rFonts w:ascii="Courier New" w:hAnsi="Courier New" w:cs="Courier New"/>
           <w:sz w:val="16"/>
           <w:szCs w:val="16"/>
+          <w:lang w:val="en-US"/>
         </w:rPr>
         <w:br/>
       </w:r>
@@ -10751,6 +12041,7 @@
           <w:rFonts w:ascii="Courier New" w:hAnsi="Courier New" w:cs="Courier New"/>
           <w:sz w:val="16"/>
           <w:szCs w:val="16"/>
+          <w:lang w:val="en-US"/>
         </w:rPr>
         <w:br/>
         <w:t xml:space="preserve">            for (int i = 0; i &lt; numThreads; i++) {</w:t>
@@ -10760,6 +12051,7 @@
           <w:rFonts w:ascii="Courier New" w:hAnsi="Courier New" w:cs="Courier New"/>
           <w:sz w:val="16"/>
           <w:szCs w:val="16"/>
+          <w:lang w:val="en-US"/>
         </w:rPr>
         <w:br/>
         <w:t xml:space="preserve">                try {</w:t>
@@ -10769,6 +12061,7 @@
           <w:rFonts w:ascii="Courier New" w:hAnsi="Courier New" w:cs="Courier New"/>
           <w:sz w:val="16"/>
           <w:szCs w:val="16"/>
+          <w:lang w:val="en-US"/>
         </w:rPr>
         <w:br/>
         <w:t xml:space="preserve">                    workers[i].join();</w:t>
@@ -10778,6 +12071,7 @@
           <w:rFonts w:ascii="Courier New" w:hAnsi="Courier New" w:cs="Courier New"/>
           <w:sz w:val="16"/>
           <w:szCs w:val="16"/>
+          <w:lang w:val="en-US"/>
         </w:rPr>
         <w:br/>
         <w:t xml:space="preserve">                } catch (InterruptedException e) {</w:t>
@@ -10787,6 +12081,7 @@
           <w:rFonts w:ascii="Courier New" w:hAnsi="Courier New" w:cs="Courier New"/>
           <w:sz w:val="16"/>
           <w:szCs w:val="16"/>
+          <w:lang w:val="en-US"/>
         </w:rPr>
         <w:br/>
         <w:t xml:space="preserve">                    Thread.currentThread().interrupt();</w:t>
@@ -10796,6 +12091,7 @@
           <w:rFonts w:ascii="Courier New" w:hAnsi="Courier New" w:cs="Courier New"/>
           <w:sz w:val="16"/>
           <w:szCs w:val="16"/>
+          <w:lang w:val="en-US"/>
         </w:rPr>
         <w:br/>
         <w:t xml:space="preserve">                }</w:t>
@@ -10805,6 +12101,7 @@
           <w:rFonts w:ascii="Courier New" w:hAnsi="Courier New" w:cs="Courier New"/>
           <w:sz w:val="16"/>
           <w:szCs w:val="16"/>
+          <w:lang w:val="en-US"/>
         </w:rPr>
         <w:br/>
         <w:t xml:space="preserve">            }</w:t>
@@ -10814,6 +12111,7 @@
           <w:rFonts w:ascii="Courier New" w:hAnsi="Courier New" w:cs="Courier New"/>
           <w:sz w:val="16"/>
           <w:szCs w:val="16"/>
+          <w:lang w:val="en-US"/>
         </w:rPr>
         <w:br/>
       </w:r>
@@ -10822,15 +12120,136 @@
           <w:rFonts w:ascii="Courier New" w:hAnsi="Courier New" w:cs="Courier New"/>
           <w:sz w:val="16"/>
           <w:szCs w:val="16"/>
+          <w:lang w:val="en-US"/>
         </w:rPr>
         <w:br/>
-        <w:t xml:space="preserve">            System.out.println("Усі потоки завершили роботу. Починаємо новий цикл.");</w:t>
-      </w:r>
-      <w:r>
-        <w:rPr>
-          <w:rFonts w:ascii="Courier New" w:hAnsi="Courier New" w:cs="Courier New"/>
-          <w:sz w:val="16"/>
-          <w:szCs w:val="16"/>
+        <w:t xml:space="preserve">            System.out.println("</w:t>
+      </w:r>
+      <w:r>
+        <w:rPr>
+          <w:rFonts w:ascii="Courier New" w:hAnsi="Courier New" w:cs="Courier New"/>
+          <w:sz w:val="16"/>
+          <w:szCs w:val="16"/>
+        </w:rPr>
+        <w:t>Усі</w:t>
+      </w:r>
+      <w:r>
+        <w:rPr>
+          <w:rFonts w:ascii="Courier New" w:hAnsi="Courier New" w:cs="Courier New"/>
+          <w:sz w:val="16"/>
+          <w:szCs w:val="16"/>
+          <w:lang w:val="en-US"/>
+        </w:rPr>
+        <w:t xml:space="preserve"> </w:t>
+      </w:r>
+      <w:r>
+        <w:rPr>
+          <w:rFonts w:ascii="Courier New" w:hAnsi="Courier New" w:cs="Courier New"/>
+          <w:sz w:val="16"/>
+          <w:szCs w:val="16"/>
+        </w:rPr>
+        <w:t>потоки</w:t>
+      </w:r>
+      <w:r>
+        <w:rPr>
+          <w:rFonts w:ascii="Courier New" w:hAnsi="Courier New" w:cs="Courier New"/>
+          <w:sz w:val="16"/>
+          <w:szCs w:val="16"/>
+          <w:lang w:val="en-US"/>
+        </w:rPr>
+        <w:t xml:space="preserve"> </w:t>
+      </w:r>
+      <w:r>
+        <w:rPr>
+          <w:rFonts w:ascii="Courier New" w:hAnsi="Courier New" w:cs="Courier New"/>
+          <w:sz w:val="16"/>
+          <w:szCs w:val="16"/>
+        </w:rPr>
+        <w:t>завершили</w:t>
+      </w:r>
+      <w:r>
+        <w:rPr>
+          <w:rFonts w:ascii="Courier New" w:hAnsi="Courier New" w:cs="Courier New"/>
+          <w:sz w:val="16"/>
+          <w:szCs w:val="16"/>
+          <w:lang w:val="en-US"/>
+        </w:rPr>
+        <w:t xml:space="preserve"> </w:t>
+      </w:r>
+      <w:r>
+        <w:rPr>
+          <w:rFonts w:ascii="Courier New" w:hAnsi="Courier New" w:cs="Courier New"/>
+          <w:sz w:val="16"/>
+          <w:szCs w:val="16"/>
+        </w:rPr>
+        <w:t>роботу</w:t>
+      </w:r>
+      <w:r>
+        <w:rPr>
+          <w:rFonts w:ascii="Courier New" w:hAnsi="Courier New" w:cs="Courier New"/>
+          <w:sz w:val="16"/>
+          <w:szCs w:val="16"/>
+          <w:lang w:val="en-US"/>
+        </w:rPr>
+        <w:t xml:space="preserve">. </w:t>
+      </w:r>
+      <w:r>
+        <w:rPr>
+          <w:rFonts w:ascii="Courier New" w:hAnsi="Courier New" w:cs="Courier New"/>
+          <w:sz w:val="16"/>
+          <w:szCs w:val="16"/>
+        </w:rPr>
+        <w:t>Починаємо</w:t>
+      </w:r>
+      <w:r>
+        <w:rPr>
+          <w:rFonts w:ascii="Courier New" w:hAnsi="Courier New" w:cs="Courier New"/>
+          <w:sz w:val="16"/>
+          <w:szCs w:val="16"/>
+          <w:lang w:val="en-US"/>
+        </w:rPr>
+        <w:t xml:space="preserve"> </w:t>
+      </w:r>
+      <w:r>
+        <w:rPr>
+          <w:rFonts w:ascii="Courier New" w:hAnsi="Courier New" w:cs="Courier New"/>
+          <w:sz w:val="16"/>
+          <w:szCs w:val="16"/>
+        </w:rPr>
+        <w:t>новий</w:t>
+      </w:r>
+      <w:r>
+        <w:rPr>
+          <w:rFonts w:ascii="Courier New" w:hAnsi="Courier New" w:cs="Courier New"/>
+          <w:sz w:val="16"/>
+          <w:szCs w:val="16"/>
+          <w:lang w:val="en-US"/>
+        </w:rPr>
+        <w:t xml:space="preserve"> </w:t>
+      </w:r>
+      <w:r>
+        <w:rPr>
+          <w:rFonts w:ascii="Courier New" w:hAnsi="Courier New" w:cs="Courier New"/>
+          <w:sz w:val="16"/>
+          <w:szCs w:val="16"/>
+        </w:rPr>
+        <w:t>цикл</w:t>
+      </w:r>
+      <w:r>
+        <w:rPr>
+          <w:rFonts w:ascii="Courier New" w:hAnsi="Courier New" w:cs="Courier New"/>
+          <w:sz w:val="16"/>
+          <w:szCs w:val="16"/>
+          <w:lang w:val="en-US"/>
+        </w:rPr>
+        <w:t>.");</w:t>
+      </w:r>
+      <w:r>
+        <w:rPr>
+          <w:rFonts w:ascii="Courier New" w:hAnsi="Courier New" w:cs="Courier New"/>
+          <w:sz w:val="16"/>
+          <w:szCs w:val="16"/>
+          <w:lang w:val="en-US"/>
         </w:rPr>
         <w:br/>
         <w:t xml:space="preserve">            System.out.println();</w:t>
@@ -10840,6 +12259,7 @@
           <w:rFonts w:ascii="Courier New" w:hAnsi="Courier New" w:cs="Courier New"/>
           <w:sz w:val="16"/>
           <w:szCs w:val="16"/>
+          <w:lang w:val="en-US"/>
         </w:rPr>
         <w:br/>
         <w:t xml:space="preserve">        }</w:t>
@@ -10849,6 +12269,7 @@
           <w:rFonts w:ascii="Courier New" w:hAnsi="Courier New" w:cs="Courier New"/>
           <w:sz w:val="16"/>
           <w:szCs w:val="16"/>
+          <w:lang w:val="en-US"/>
         </w:rPr>
         <w:br/>
         <w:t xml:space="preserve">    }</w:t>
@@ -10858,6 +12279,7 @@
           <w:rFonts w:ascii="Courier New" w:hAnsi="Courier New" w:cs="Courier New"/>
           <w:sz w:val="16"/>
           <w:szCs w:val="16"/>
+          <w:lang w:val="en-US"/>
         </w:rPr>
         <w:br/>
         <w:t>}</w:t>
@@ -10867,6 +12289,7 @@
           <w:rFonts w:ascii="Courier New" w:hAnsi="Courier New" w:cs="Courier New"/>
           <w:sz w:val="16"/>
           <w:szCs w:val="16"/>
+          <w:lang w:val="en-US"/>
         </w:rPr>
         <w:br/>
       </w:r>
@@ -10875,6 +12298,7 @@
           <w:rFonts w:ascii="Courier New" w:hAnsi="Courier New" w:cs="Courier New"/>
           <w:sz w:val="16"/>
           <w:szCs w:val="16"/>
+          <w:lang w:val="en-US"/>
         </w:rPr>
         <w:br/>
         <w:t>class WorkerThread extends Thread {</w:t>
@@ -10884,6 +12308,7 @@
           <w:rFonts w:ascii="Courier New" w:hAnsi="Courier New" w:cs="Courier New"/>
           <w:sz w:val="16"/>
           <w:szCs w:val="16"/>
+          <w:lang w:val="en-US"/>
         </w:rPr>
         <w:br/>
         <w:t xml:space="preserve">    private final int id;</w:t>
@@ -10893,6 +12318,7 @@
           <w:rFonts w:ascii="Courier New" w:hAnsi="Courier New" w:cs="Courier New"/>
           <w:sz w:val="16"/>
           <w:szCs w:val="16"/>
+          <w:lang w:val="en-US"/>
         </w:rPr>
         <w:br/>
         <w:t xml:space="preserve">    private final int step;</w:t>
@@ -10902,6 +12328,7 @@
           <w:rFonts w:ascii="Courier New" w:hAnsi="Courier New" w:cs="Courier New"/>
           <w:sz w:val="16"/>
           <w:szCs w:val="16"/>
+          <w:lang w:val="en-US"/>
         </w:rPr>
         <w:br/>
         <w:t xml:space="preserve">    private final int timeLimit;</w:t>
@@ -10911,6 +12338,7 @@
           <w:rFonts w:ascii="Courier New" w:hAnsi="Courier New" w:cs="Courier New"/>
           <w:sz w:val="16"/>
           <w:szCs w:val="16"/>
+          <w:lang w:val="en-US"/>
         </w:rPr>
         <w:br/>
         <w:t xml:space="preserve">    private volatile boolean canStop = false;</w:t>
@@ -10920,6 +12348,7 @@
           <w:rFonts w:ascii="Courier New" w:hAnsi="Courier New" w:cs="Courier New"/>
           <w:sz w:val="16"/>
           <w:szCs w:val="16"/>
+          <w:lang w:val="en-US"/>
         </w:rPr>
         <w:br/>
       </w:r>
@@ -10928,6 +12357,7 @@
           <w:rFonts w:ascii="Courier New" w:hAnsi="Courier New" w:cs="Courier New"/>
           <w:sz w:val="16"/>
           <w:szCs w:val="16"/>
+          <w:lang w:val="en-US"/>
         </w:rPr>
         <w:br/>
         <w:t xml:space="preserve">    public WorkerThread(int id, int step, int timeLimit) {</w:t>
@@ -10937,6 +12367,7 @@
           <w:rFonts w:ascii="Courier New" w:hAnsi="Courier New" w:cs="Courier New"/>
           <w:sz w:val="16"/>
           <w:szCs w:val="16"/>
+          <w:lang w:val="en-US"/>
         </w:rPr>
         <w:br/>
         <w:t xml:space="preserve">        this.id = id;</w:t>
@@ -10946,6 +12377,7 @@
           <w:rFonts w:ascii="Courier New" w:hAnsi="Courier New" w:cs="Courier New"/>
           <w:sz w:val="16"/>
           <w:szCs w:val="16"/>
+          <w:lang w:val="en-US"/>
         </w:rPr>
         <w:br/>
         <w:t xml:space="preserve">        this.step = step;</w:t>
@@ -10955,6 +12387,7 @@
           <w:rFonts w:ascii="Courier New" w:hAnsi="Courier New" w:cs="Courier New"/>
           <w:sz w:val="16"/>
           <w:szCs w:val="16"/>
+          <w:lang w:val="en-US"/>
         </w:rPr>
         <w:br/>
         <w:t xml:space="preserve">        this.timeLimit = timeLimit;</w:t>
@@ -10964,6 +12397,7 @@
           <w:rFonts w:ascii="Courier New" w:hAnsi="Courier New" w:cs="Courier New"/>
           <w:sz w:val="16"/>
           <w:szCs w:val="16"/>
+          <w:lang w:val="en-US"/>
         </w:rPr>
         <w:br/>
         <w:t xml:space="preserve">    }</w:t>
@@ -10973,6 +12407,7 @@
           <w:rFonts w:ascii="Courier New" w:hAnsi="Courier New" w:cs="Courier New"/>
           <w:sz w:val="16"/>
           <w:szCs w:val="16"/>
+          <w:lang w:val="en-US"/>
         </w:rPr>
         <w:br/>
       </w:r>
@@ -10981,6 +12416,7 @@
           <w:rFonts w:ascii="Courier New" w:hAnsi="Courier New" w:cs="Courier New"/>
           <w:sz w:val="16"/>
           <w:szCs w:val="16"/>
+          <w:lang w:val="en-US"/>
         </w:rPr>
         <w:br/>
         <w:t xml:space="preserve">    public void stopThread() {</w:t>
@@ -10990,6 +12426,7 @@
           <w:rFonts w:ascii="Courier New" w:hAnsi="Courier New" w:cs="Courier New"/>
           <w:sz w:val="16"/>
           <w:szCs w:val="16"/>
+          <w:lang w:val="en-US"/>
         </w:rPr>
         <w:br/>
         <w:t xml:space="preserve">        this.canStop = true;</w:t>
@@ -10999,6 +12436,7 @@
           <w:rFonts w:ascii="Courier New" w:hAnsi="Courier New" w:cs="Courier New"/>
           <w:sz w:val="16"/>
           <w:szCs w:val="16"/>
+          <w:lang w:val="en-US"/>
         </w:rPr>
         <w:br/>
         <w:t xml:space="preserve">    }</w:t>
@@ -11008,6 +12446,7 @@
           <w:rFonts w:ascii="Courier New" w:hAnsi="Courier New" w:cs="Courier New"/>
           <w:sz w:val="16"/>
           <w:szCs w:val="16"/>
+          <w:lang w:val="en-US"/>
         </w:rPr>
         <w:br/>
       </w:r>
@@ -11016,6 +12455,7 @@
           <w:rFonts w:ascii="Courier New" w:hAnsi="Courier New" w:cs="Courier New"/>
           <w:sz w:val="16"/>
           <w:szCs w:val="16"/>
+          <w:lang w:val="en-US"/>
         </w:rPr>
         <w:br/>
         <w:t xml:space="preserve">    @Override</w:t>
@@ -11025,6 +12465,7 @@
           <w:rFonts w:ascii="Courier New" w:hAnsi="Courier New" w:cs="Courier New"/>
           <w:sz w:val="16"/>
           <w:szCs w:val="16"/>
+          <w:lang w:val="en-US"/>
         </w:rPr>
         <w:br/>
         <w:t xml:space="preserve">    public void run() {</w:t>
@@ -11034,6 +12475,7 @@
           <w:rFonts w:ascii="Courier New" w:hAnsi="Courier New" w:cs="Courier New"/>
           <w:sz w:val="16"/>
           <w:szCs w:val="16"/>
+          <w:lang w:val="en-US"/>
         </w:rPr>
         <w:br/>
         <w:t xml:space="preserve">        BigInteger sum = BigInteger.ZERO;</w:t>
@@ -11043,6 +12485,7 @@
           <w:rFonts w:ascii="Courier New" w:hAnsi="Courier New" w:cs="Courier New"/>
           <w:sz w:val="16"/>
           <w:szCs w:val="16"/>
+          <w:lang w:val="en-US"/>
         </w:rPr>
         <w:br/>
         <w:t xml:space="preserve">        BigInteger elementsCount = BigInteger.ZERO;</w:t>
@@ -11052,6 +12495,7 @@
           <w:rFonts w:ascii="Courier New" w:hAnsi="Courier New" w:cs="Courier New"/>
           <w:sz w:val="16"/>
           <w:szCs w:val="16"/>
+          <w:lang w:val="en-US"/>
         </w:rPr>
         <w:br/>
         <w:t xml:space="preserve">        BigInteger stepBig = BigInteger.valueOf(step);</w:t>
@@ -11061,6 +12505,7 @@
           <w:rFonts w:ascii="Courier New" w:hAnsi="Courier New" w:cs="Courier New"/>
           <w:sz w:val="16"/>
           <w:szCs w:val="16"/>
+          <w:lang w:val="en-US"/>
         </w:rPr>
         <w:br/>
       </w:r>
@@ -11069,6 +12514,7 @@
           <w:rFonts w:ascii="Courier New" w:hAnsi="Courier New" w:cs="Courier New"/>
           <w:sz w:val="16"/>
           <w:szCs w:val="16"/>
+          <w:lang w:val="en-US"/>
         </w:rPr>
         <w:br/>
         <w:t xml:space="preserve">        while (!canStop) {</w:t>
@@ -11078,6 +12524,7 @@
           <w:rFonts w:ascii="Courier New" w:hAnsi="Courier New" w:cs="Courier New"/>
           <w:sz w:val="16"/>
           <w:szCs w:val="16"/>
+          <w:lang w:val="en-US"/>
         </w:rPr>
         <w:br/>
         <w:t xml:space="preserve">            sum = sum.add(stepBig);</w:t>
@@ -11087,6 +12534,7 @@
           <w:rFonts w:ascii="Courier New" w:hAnsi="Courier New" w:cs="Courier New"/>
           <w:sz w:val="16"/>
           <w:szCs w:val="16"/>
+          <w:lang w:val="en-US"/>
         </w:rPr>
         <w:br/>
         <w:t xml:space="preserve">            elementsCount = elementsCount.add(BigInteger.ONE);</w:t>
@@ -11096,6 +12544,7 @@
           <w:rFonts w:ascii="Courier New" w:hAnsi="Courier New" w:cs="Courier New"/>
           <w:sz w:val="16"/>
           <w:szCs w:val="16"/>
+          <w:lang w:val="en-US"/>
         </w:rPr>
         <w:br/>
         <w:t xml:space="preserve">        }</w:t>
@@ -11105,6 +12554,7 @@
           <w:rFonts w:ascii="Courier New" w:hAnsi="Courier New" w:cs="Courier New"/>
           <w:sz w:val="16"/>
           <w:szCs w:val="16"/>
+          <w:lang w:val="en-US"/>
         </w:rPr>
         <w:br/>
       </w:r>
@@ -11113,15 +12563,68 @@
           <w:rFonts w:ascii="Courier New" w:hAnsi="Courier New" w:cs="Courier New"/>
           <w:sz w:val="16"/>
           <w:szCs w:val="16"/>
+          <w:lang w:val="en-US"/>
         </w:rPr>
         <w:br/>
-        <w:t xml:space="preserve">        System.out.println(id + " - " + sum + ", " + step + " - " + elementsCount + " разів за " + timeLimit + " сек.");</w:t>
-      </w:r>
-      <w:r>
-        <w:rPr>
-          <w:rFonts w:ascii="Courier New" w:hAnsi="Courier New" w:cs="Courier New"/>
-          <w:sz w:val="16"/>
-          <w:szCs w:val="16"/>
+        <w:t xml:space="preserve">        System.out.println(id + " - " + sum + ", " + step + " - " + elementsCount + " </w:t>
+      </w:r>
+      <w:r>
+        <w:rPr>
+          <w:rFonts w:ascii="Courier New" w:hAnsi="Courier New" w:cs="Courier New"/>
+          <w:sz w:val="16"/>
+          <w:szCs w:val="16"/>
+        </w:rPr>
+        <w:t>разів</w:t>
+      </w:r>
+      <w:r>
+        <w:rPr>
+          <w:rFonts w:ascii="Courier New" w:hAnsi="Courier New" w:cs="Courier New"/>
+          <w:sz w:val="16"/>
+          <w:szCs w:val="16"/>
+          <w:lang w:val="en-US"/>
+        </w:rPr>
+        <w:t xml:space="preserve"> </w:t>
+      </w:r>
+      <w:r>
+        <w:rPr>
+          <w:rFonts w:ascii="Courier New" w:hAnsi="Courier New" w:cs="Courier New"/>
+          <w:sz w:val="16"/>
+          <w:szCs w:val="16"/>
+        </w:rPr>
+        <w:t>за</w:t>
+      </w:r>
+      <w:r>
+        <w:rPr>
+          <w:rFonts w:ascii="Courier New" w:hAnsi="Courier New" w:cs="Courier New"/>
+          <w:sz w:val="16"/>
+          <w:szCs w:val="16"/>
+          <w:lang w:val="en-US"/>
+        </w:rPr>
+        <w:t xml:space="preserve"> " + timeLimit + " </w:t>
+      </w:r>
+      <w:r>
+        <w:rPr>
+          <w:rFonts w:ascii="Courier New" w:hAnsi="Courier New" w:cs="Courier New"/>
+          <w:sz w:val="16"/>
+          <w:szCs w:val="16"/>
+        </w:rPr>
+        <w:t>сек</w:t>
+      </w:r>
+      <w:r>
+        <w:rPr>
+          <w:rFonts w:ascii="Courier New" w:hAnsi="Courier New" w:cs="Courier New"/>
+          <w:sz w:val="16"/>
+          <w:szCs w:val="16"/>
+          <w:lang w:val="en-US"/>
+        </w:rPr>
+        <w:t>.");</w:t>
+      </w:r>
+      <w:r>
+        <w:rPr>
+          <w:rFonts w:ascii="Courier New" w:hAnsi="Courier New" w:cs="Courier New"/>
+          <w:sz w:val="16"/>
+          <w:szCs w:val="16"/>
+          <w:lang w:val="en-US"/>
         </w:rPr>
         <w:br/>
         <w:t xml:space="preserve">    }</w:t>
@@ -11131,6 +12634,7 @@
           <w:rFonts w:ascii="Courier New" w:hAnsi="Courier New" w:cs="Courier New"/>
           <w:sz w:val="16"/>
           <w:szCs w:val="16"/>
+          <w:lang w:val="en-US"/>
         </w:rPr>
         <w:br/>
         <w:t>}</w:t>
@@ -15357,25 +16861,7 @@
           <w:szCs w:val="28"/>
           <w:lang w:val="uk-UA"/>
         </w:rPr>
-        <w:t xml:space="preserve">12 потоків що більще </w:t>
-      </w:r>
-      <w:r>
-        <w:rPr>
-          <w:rFonts w:ascii="Times New Roman" w:hAnsi="Times New Roman" w:cs="Times New Roman"/>
-          <w:sz w:val="28"/>
-          <w:szCs w:val="28"/>
-          <w:lang w:val="uk-UA"/>
-        </w:rPr>
-        <w:t>моєї кількості ядер</w:t>
-      </w:r>
-      <w:r>
-        <w:rPr>
-          <w:rFonts w:ascii="Times New Roman" w:hAnsi="Times New Roman" w:cs="Times New Roman"/>
-          <w:sz w:val="28"/>
-          <w:szCs w:val="28"/>
-          <w:lang w:val="uk-UA"/>
-        </w:rPr>
-        <w:t xml:space="preserve"> але менше логічних процесів;</w:t>
+        <w:t>12 потоків що більще моєї кількості ядер але менше логічних процесів;</w:t>
       </w:r>
     </w:p>
     <w:p>
@@ -15401,43 +16887,7 @@
           <w:szCs w:val="28"/>
           <w:lang w:val="uk-UA"/>
         </w:rPr>
-        <w:t xml:space="preserve">18 потоків що більше </w:t>
-      </w:r>
-      <w:r>
-        <w:rPr>
-          <w:rFonts w:ascii="Times New Roman" w:hAnsi="Times New Roman" w:cs="Times New Roman"/>
-          <w:sz w:val="28"/>
-          <w:szCs w:val="28"/>
-          <w:lang w:val="uk-UA"/>
-        </w:rPr>
-        <w:t xml:space="preserve">моєї кількості </w:t>
-      </w:r>
-      <w:r>
-        <w:rPr>
-          <w:rFonts w:ascii="Times New Roman" w:hAnsi="Times New Roman" w:cs="Times New Roman"/>
-          <w:sz w:val="28"/>
-          <w:szCs w:val="28"/>
-          <w:lang w:val="uk-UA"/>
-        </w:rPr>
-        <w:t>л</w:t>
-      </w:r>
-      <w:r>
-        <w:rPr>
-          <w:rFonts w:ascii="Times New Roman" w:hAnsi="Times New Roman" w:cs="Times New Roman"/>
-          <w:sz w:val="28"/>
-          <w:szCs w:val="28"/>
-          <w:lang w:val="uk-UA"/>
-        </w:rPr>
-        <w:t>огічних процесів</w:t>
-      </w:r>
-      <w:r>
-        <w:rPr>
-          <w:rFonts w:ascii="Times New Roman" w:hAnsi="Times New Roman" w:cs="Times New Roman"/>
-          <w:sz w:val="28"/>
-          <w:szCs w:val="28"/>
-          <w:lang w:val="uk-UA"/>
-        </w:rPr>
-        <w:t>.</w:t>
+        <w:t>18 потоків що більше моєї кількості логічних процесів.</w:t>
       </w:r>
     </w:p>
     <w:p>
@@ -15475,8 +16925,10 @@
       <w:r>
         <w:rPr>
           <w:rFonts w:ascii="Times New Roman" w:hAnsi="Times New Roman" w:cs="Times New Roman"/>
-          <w:sz w:val="28"/>
-          <w:szCs w:val="28"/>
+          <w:noProof/>
+          <w:sz w:val="28"/>
+          <w:szCs w:val="28"/>
+          <w:lang w:eastAsia="ru-RU"/>
         </w:rPr>
         <w:drawing>
           <wp:inline distT="0" distB="0" distL="0" distR="0" wp14:anchorId="1F5277C0" wp14:editId="65C24578">
@@ -15577,8 +17029,10 @@
       <w:r>
         <w:rPr>
           <w:rFonts w:ascii="Times New Roman" w:hAnsi="Times New Roman" w:cs="Times New Roman"/>
-          <w:sz w:val="28"/>
-          <w:szCs w:val="28"/>
+          <w:noProof/>
+          <w:sz w:val="28"/>
+          <w:szCs w:val="28"/>
+          <w:lang w:eastAsia="ru-RU"/>
         </w:rPr>
         <w:drawing>
           <wp:inline distT="0" distB="0" distL="0" distR="0" wp14:anchorId="5DC54AB5" wp14:editId="265748F0">
@@ -15630,8 +17084,10 @@
       <w:r>
         <w:rPr>
           <w:rFonts w:ascii="Times New Roman" w:hAnsi="Times New Roman" w:cs="Times New Roman"/>
-          <w:sz w:val="28"/>
-          <w:szCs w:val="28"/>
+          <w:noProof/>
+          <w:sz w:val="28"/>
+          <w:szCs w:val="28"/>
+          <w:lang w:eastAsia="ru-RU"/>
         </w:rPr>
         <w:drawing>
           <wp:inline distT="0" distB="0" distL="0" distR="0" wp14:anchorId="6248C0E3" wp14:editId="2E43E6D9">
@@ -15683,8 +17139,10 @@
       <w:r>
         <w:rPr>
           <w:rFonts w:ascii="Times New Roman" w:hAnsi="Times New Roman" w:cs="Times New Roman"/>
-          <w:sz w:val="28"/>
-          <w:szCs w:val="28"/>
+          <w:noProof/>
+          <w:sz w:val="28"/>
+          <w:szCs w:val="28"/>
+          <w:lang w:eastAsia="ru-RU"/>
         </w:rPr>
         <w:drawing>
           <wp:inline distT="0" distB="0" distL="0" distR="0" wp14:anchorId="1096D820" wp14:editId="34C83698">
@@ -15775,8 +17233,10 @@
       <w:r>
         <w:rPr>
           <w:rFonts w:ascii="Times New Roman" w:hAnsi="Times New Roman" w:cs="Times New Roman"/>
-          <w:sz w:val="28"/>
-          <w:szCs w:val="28"/>
+          <w:noProof/>
+          <w:sz w:val="28"/>
+          <w:szCs w:val="28"/>
+          <w:lang w:eastAsia="ru-RU"/>
         </w:rPr>
         <w:drawing>
           <wp:inline distT="0" distB="0" distL="0" distR="0" wp14:anchorId="32C279EB" wp14:editId="3B6AE071">
@@ -15828,8 +17288,10 @@
       <w:r>
         <w:rPr>
           <w:rFonts w:ascii="Times New Roman" w:hAnsi="Times New Roman" w:cs="Times New Roman"/>
-          <w:sz w:val="28"/>
-          <w:szCs w:val="28"/>
+          <w:noProof/>
+          <w:sz w:val="28"/>
+          <w:szCs w:val="28"/>
+          <w:lang w:eastAsia="ru-RU"/>
         </w:rPr>
         <w:drawing>
           <wp:inline distT="0" distB="0" distL="0" distR="0" wp14:anchorId="6E2E1FFA" wp14:editId="2D19E2CC">
@@ -15881,8 +17343,10 @@
       <w:r>
         <w:rPr>
           <w:rFonts w:ascii="Times New Roman" w:hAnsi="Times New Roman" w:cs="Times New Roman"/>
-          <w:sz w:val="28"/>
-          <w:szCs w:val="28"/>
+          <w:noProof/>
+          <w:sz w:val="28"/>
+          <w:szCs w:val="28"/>
+          <w:lang w:eastAsia="ru-RU"/>
         </w:rPr>
         <w:drawing>
           <wp:inline distT="0" distB="0" distL="0" distR="0" wp14:anchorId="783466CD" wp14:editId="545E713A">
@@ -15973,8 +17437,10 @@
       <w:r>
         <w:rPr>
           <w:rFonts w:ascii="Times New Roman" w:hAnsi="Times New Roman" w:cs="Times New Roman"/>
-          <w:sz w:val="28"/>
-          <w:szCs w:val="28"/>
+          <w:noProof/>
+          <w:sz w:val="28"/>
+          <w:szCs w:val="28"/>
+          <w:lang w:eastAsia="ru-RU"/>
         </w:rPr>
         <w:drawing>
           <wp:inline distT="0" distB="0" distL="0" distR="0" wp14:anchorId="5883F834" wp14:editId="644CCB7E">
@@ -16026,8 +17492,10 @@
       <w:r>
         <w:rPr>
           <w:rFonts w:ascii="Times New Roman" w:hAnsi="Times New Roman" w:cs="Times New Roman"/>
-          <w:sz w:val="28"/>
-          <w:szCs w:val="28"/>
+          <w:noProof/>
+          <w:sz w:val="28"/>
+          <w:szCs w:val="28"/>
+          <w:lang w:eastAsia="ru-RU"/>
         </w:rPr>
         <w:drawing>
           <wp:inline distT="0" distB="0" distL="0" distR="0" wp14:anchorId="1C17945B" wp14:editId="0BFA3683">
@@ -16080,8 +17548,10 @@
       <w:r>
         <w:rPr>
           <w:rFonts w:ascii="Times New Roman" w:hAnsi="Times New Roman" w:cs="Times New Roman"/>
-          <w:sz w:val="28"/>
-          <w:szCs w:val="28"/>
+          <w:noProof/>
+          <w:sz w:val="28"/>
+          <w:szCs w:val="28"/>
+          <w:lang w:eastAsia="ru-RU"/>
         </w:rPr>
         <w:drawing>
           <wp:inline distT="0" distB="0" distL="0" distR="0" wp14:anchorId="46F7A41D" wp14:editId="29F4B07E">
@@ -16152,20 +17622,7 @@
           <w:szCs w:val="28"/>
         </w:rPr>
         <w:lastRenderedPageBreak/>
-        <w:t>Контрольні з</w:t>
-      </w:r>
-      <w:bookmarkStart w:id="0" w:name="_GoBack"/>
-      <w:bookmarkEnd w:id="0"/>
-      <w:r>
-        <w:rPr>
-          <w:rFonts w:ascii="Times New Roman" w:hAnsi="Times New Roman" w:cs="Times New Roman"/>
-          <w:b/>
-          <w:bCs/>
-          <w:i/>
-          <w:sz w:val="28"/>
-          <w:szCs w:val="28"/>
-        </w:rPr>
-        <w:t>апитання. </w:t>
+        <w:t>Контрольні запитання. </w:t>
       </w:r>
     </w:p>
     <w:p>
@@ -17265,6 +18722,7 @@
   <w:style w:type="character" w:default="1" w:styleId="a0">
     <w:name w:val="Default Paragraph Font"/>
     <w:uiPriority w:val="1"/>
+    <w:semiHidden/>
     <w:unhideWhenUsed/>
   </w:style>
   <w:style w:type="table" w:default="1" w:styleId="a1">
